--- a/klagomål/A 61826-2025 FSC-klagomål.docx
+++ b/klagomål/A 61826-2025 FSC-klagomål.docx
@@ -1200,7 +1200,7 @@
     <w:r>
       <w:tab/>
       <w:tab/>
-      <w:t>2026-01-03</w:t>
+      <w:t>2026-01-04</w:t>
       <w:br/>
       <w:br/>
     </w:r>

--- a/klagomål/A 61826-2025 FSC-klagomål.docx
+++ b/klagomål/A 61826-2025 FSC-klagomål.docx
@@ -1476,7 +1476,7 @@
     <w:r>
       <w:tab/>
       <w:tab/>
-      <w:t>2026-02-13</w:t>
+      <w:t>2026-02-17</w:t>
       <w:br/>
       <w:br/>
     </w:r>

--- a/klagomål/A 61826-2025 FSC-klagomål.docx
+++ b/klagomål/A 61826-2025 FSC-klagomål.docx
@@ -1476,7 +1476,7 @@
     <w:r>
       <w:tab/>
       <w:tab/>
-      <w:t>2026-02-17</w:t>
+      <w:t>2026-02-19</w:t>
       <w:br/>
       <w:br/>
     </w:r>

--- a/klagomål/A 61826-2025 FSC-klagomål.docx
+++ b/klagomål/A 61826-2025 FSC-klagomål.docx
@@ -1476,7 +1476,7 @@
     <w:r>
       <w:tab/>
       <w:tab/>
-      <w:t>2026-02-19</w:t>
+      <w:t>2026-02-20</w:t>
       <w:br/>
       <w:br/>
     </w:r>

--- a/klagomål/A 61826-2025 FSC-klagomål.docx
+++ b/klagomål/A 61826-2025 FSC-klagomål.docx
@@ -1476,7 +1476,7 @@
     <w:r>
       <w:tab/>
       <w:tab/>
-      <w:t>2026-02-20</w:t>
+      <w:t>2026-02-21</w:t>
       <w:br/>
       <w:br/>
     </w:r>

--- a/klagomål/A 61826-2025 FSC-klagomål.docx
+++ b/klagomål/A 61826-2025 FSC-klagomål.docx
@@ -1476,7 +1476,7 @@
     <w:r>
       <w:tab/>
       <w:tab/>
-      <w:t>2026-02-21</w:t>
+      <w:t>2026-02-22</w:t>
       <w:br/>
       <w:br/>
     </w:r>

--- a/klagomål/A 61826-2025 FSC-klagomål.docx
+++ b/klagomål/A 61826-2025 FSC-klagomål.docx
@@ -1476,7 +1476,7 @@
     <w:r>
       <w:tab/>
       <w:tab/>
-      <w:t>2026-02-22</w:t>
+      <w:t>2026-02-23</w:t>
       <w:br/>
       <w:br/>
     </w:r>

--- a/klagomål/A 61826-2025 FSC-klagomål.docx
+++ b/klagomål/A 61826-2025 FSC-klagomål.docx
@@ -1476,7 +1476,7 @@
     <w:r>
       <w:tab/>
       <w:tab/>
-      <w:t>2026-02-23</w:t>
+      <w:t>2026-02-24</w:t>
       <w:br/>
       <w:br/>
     </w:r>

--- a/klagomål/A 61826-2025 FSC-klagomål.docx
+++ b/klagomål/A 61826-2025 FSC-klagomål.docx
@@ -1476,7 +1476,7 @@
     <w:r>
       <w:tab/>
       <w:tab/>
-      <w:t>2026-02-24</w:t>
+      <w:t>2026-02-25</w:t>
       <w:br/>
       <w:br/>
     </w:r>

--- a/klagomål/A 61826-2025 FSC-klagomål.docx
+++ b/klagomål/A 61826-2025 FSC-klagomål.docx
@@ -1476,7 +1476,7 @@
     <w:r>
       <w:tab/>
       <w:tab/>
-      <w:t>2026-02-25</w:t>
+      <w:t>2026-02-26</w:t>
       <w:br/>
       <w:br/>
     </w:r>

--- a/klagomål/A 61826-2025 FSC-klagomål.docx
+++ b/klagomål/A 61826-2025 FSC-klagomål.docx
@@ -1476,7 +1476,7 @@
     <w:r>
       <w:tab/>
       <w:tab/>
-      <w:t>2026-02-26</w:t>
+      <w:t>2026-02-28</w:t>
       <w:br/>
       <w:br/>
     </w:r>

--- a/klagomål/A 61826-2025 FSC-klagomål.docx
+++ b/klagomål/A 61826-2025 FSC-klagomål.docx
@@ -1476,7 +1476,7 @@
     <w:r>
       <w:tab/>
       <w:tab/>
-      <w:t>2026-02-28</w:t>
+      <w:t>2026-03-01</w:t>
       <w:br/>
       <w:br/>
     </w:r>

--- a/klagomål/A 61826-2025 FSC-klagomål.docx
+++ b/klagomål/A 61826-2025 FSC-klagomål.docx
@@ -1476,7 +1476,7 @@
     <w:r>
       <w:tab/>
       <w:tab/>
-      <w:t>2026-03-01</w:t>
+      <w:t>2026-03-02</w:t>
       <w:br/>
       <w:br/>
     </w:r>

--- a/klagomål/A 61826-2025 FSC-klagomål.docx
+++ b/klagomål/A 61826-2025 FSC-klagomål.docx
@@ -360,7 +360,7 @@
         <w:rPr>
           <w:i/>
         </w:rPr>
-        <w:t xml:space="preserve"> 9070 Trädklädd betesmark </w:t>
+        <w:t xml:space="preserve"> 9070 Trädklädd betesmark</w:t>
       </w:r>
       <w:r>
         <w:t xml:space="preserve"> (SLU Artdatabanken, 2024).</w:t>
@@ -1476,7 +1476,7 @@
     <w:r>
       <w:tab/>
       <w:tab/>
-      <w:t>2026-03-02</w:t>
+      <w:t>2026-03-03</w:t>
       <w:br/>
       <w:br/>
     </w:r>

--- a/klagomål/A 61826-2025 FSC-klagomål.docx
+++ b/klagomål/A 61826-2025 FSC-klagomål.docx
@@ -1476,7 +1476,7 @@
     <w:r>
       <w:tab/>
       <w:tab/>
-      <w:t>2026-03-03</w:t>
+      <w:t>2026-03-04</w:t>
       <w:br/>
       <w:br/>
     </w:r>

--- a/klagomål/A 61826-2025 FSC-klagomål.docx
+++ b/klagomål/A 61826-2025 FSC-klagomål.docx
@@ -1476,7 +1476,7 @@
     <w:r>
       <w:tab/>
       <w:tab/>
-      <w:t>2026-03-04</w:t>
+      <w:t>2026-03-05</w:t>
       <w:br/>
       <w:br/>
     </w:r>

--- a/klagomål/A 61826-2025 FSC-klagomål.docx
+++ b/klagomål/A 61826-2025 FSC-klagomål.docx
@@ -1476,7 +1476,7 @@
     <w:r>
       <w:tab/>
       <w:tab/>
-      <w:t>2026-03-05</w:t>
+      <w:t>2026-03-06</w:t>
       <w:br/>
       <w:br/>
     </w:r>

--- a/klagomål/A 61826-2025 FSC-klagomål.docx
+++ b/klagomål/A 61826-2025 FSC-klagomål.docx
@@ -1476,7 +1476,7 @@
     <w:r>
       <w:tab/>
       <w:tab/>
-      <w:t>2026-03-06</w:t>
+      <w:t>2026-03-07</w:t>
       <w:br/>
       <w:br/>
     </w:r>

--- a/klagomål/A 61826-2025 FSC-klagomål.docx
+++ b/klagomål/A 61826-2025 FSC-klagomål.docx
@@ -1476,7 +1476,7 @@
     <w:r>
       <w:tab/>
       <w:tab/>
-      <w:t>2026-03-07</w:t>
+      <w:t>2026-03-08</w:t>
       <w:br/>
       <w:br/>
     </w:r>

--- a/klagomål/A 61826-2025 FSC-klagomål.docx
+++ b/klagomål/A 61826-2025 FSC-klagomål.docx
@@ -1476,7 +1476,7 @@
     <w:r>
       <w:tab/>
       <w:tab/>
-      <w:t>2026-03-08</w:t>
+      <w:t>2026-03-09</w:t>
       <w:br/>
       <w:br/>
     </w:r>

--- a/klagomål/A 61826-2025 FSC-klagomål.docx
+++ b/klagomål/A 61826-2025 FSC-klagomål.docx
@@ -1476,7 +1476,7 @@
     <w:r>
       <w:tab/>
       <w:tab/>
-      <w:t>2026-03-09</w:t>
+      <w:t>2026-03-10</w:t>
       <w:br/>
       <w:br/>
     </w:r>

--- a/klagomål/A 61826-2025 FSC-klagomål.docx
+++ b/klagomål/A 61826-2025 FSC-klagomål.docx
@@ -1476,7 +1476,7 @@
     <w:r>
       <w:tab/>
       <w:tab/>
-      <w:t>2026-03-10</w:t>
+      <w:t>2026-03-11</w:t>
       <w:br/>
       <w:br/>
     </w:r>

--- a/klagomål/A 61826-2025 FSC-klagomål.docx
+++ b/klagomål/A 61826-2025 FSC-klagomål.docx
@@ -1476,7 +1476,7 @@
     <w:r>
       <w:tab/>
       <w:tab/>
-      <w:t>2026-03-11</w:t>
+      <w:t>2026-03-12</w:t>
       <w:br/>
       <w:br/>
     </w:r>

--- a/klagomål/A 61826-2025 FSC-klagomål.docx
+++ b/klagomål/A 61826-2025 FSC-klagomål.docx
@@ -1476,7 +1476,7 @@
     <w:r>
       <w:tab/>
       <w:tab/>
-      <w:t>2026-03-12</w:t>
+      <w:t>2026-03-13</w:t>
       <w:br/>
       <w:br/>
     </w:r>

--- a/klagomål/A 61826-2025 FSC-klagomål.docx
+++ b/klagomål/A 61826-2025 FSC-klagomål.docx
@@ -1500,7 +1500,7 @@
     <w:r>
       <w:tab/>
       <w:tab/>
-      <w:t>2026-04-14</w:t>
+      <w:t>2026-04-15</w:t>
       <w:br/>
       <w:br/>
     </w:r>

--- a/klagomål/A 61826-2025 FSC-klagomål.docx
+++ b/klagomål/A 61826-2025 FSC-klagomål.docx
@@ -1500,7 +1500,7 @@
     <w:r>
       <w:tab/>
       <w:tab/>
-      <w:t>2026-04-15</w:t>
+      <w:t>2026-04-16</w:t>
       <w:br/>
       <w:br/>
     </w:r>

--- a/klagomål/A 61826-2025 FSC-klagomål.docx
+++ b/klagomål/A 61826-2025 FSC-klagomål.docx
@@ -1500,7 +1500,7 @@
     <w:r>
       <w:tab/>
       <w:tab/>
-      <w:t>2026-04-16</w:t>
+      <w:t>2026-04-17</w:t>
       <w:br/>
       <w:br/>
     </w:r>

--- a/klagomål/A 61826-2025 FSC-klagomål.docx
+++ b/klagomål/A 61826-2025 FSC-klagomål.docx
@@ -1500,7 +1500,7 @@
     <w:r>
       <w:tab/>
       <w:tab/>
-      <w:t>2026-04-17</w:t>
+      <w:t>2026-04-18</w:t>
       <w:br/>
       <w:br/>
     </w:r>

--- a/klagomål/A 61826-2025 FSC-klagomål.docx
+++ b/klagomål/A 61826-2025 FSC-klagomål.docx
@@ -497,7 +497,7 @@
         <w:t>Pletocarpon nephromeum</w:t>
       </w:r>
       <w:r>
-        <w:t xml:space="preserve"> (EN), som växer på stuplav. Ytterligare två sällsynta lavparasiter, </w:t>
+        <w:t xml:space="preserve"> (EN), som växer på stuplav. Ytterligare tre sällsynta lavparasiter, </w:t>
       </w:r>
       <w:r>
         <w:rPr>
@@ -506,7 +506,7 @@
         <w:t>Protounguicularia nephromatis</w:t>
       </w:r>
       <w:r>
-        <w:t xml:space="preserve"> (VU) och </w:t>
+        <w:t xml:space="preserve"> (VU), </w:t>
       </w:r>
       <w:r>
         <w:rPr>
@@ -515,7 +515,16 @@
         <w:t>Refractohilum galligenum</w:t>
       </w:r>
       <w:r>
-        <w:t xml:space="preserve"> (NT), kan också påträffas på stuplav. Stuplav är typisk art för </w:t>
+        <w:t xml:space="preserve"> (NT) och </w:t>
+      </w:r>
+      <w:r>
+        <w:rPr>
+          <w:i/>
+        </w:rPr>
+        <w:t>Roselliniella nephromatis</w:t>
+      </w:r>
+      <w:r>
+        <w:t xml:space="preserve"> (DD), kan också påträffas på stuplav. Stuplav är typisk art för </w:t>
       </w:r>
       <w:r>
         <w:rPr>
@@ -1500,7 +1509,7 @@
     <w:r>
       <w:tab/>
       <w:tab/>
-      <w:t>2026-04-18</w:t>
+      <w:t>2026-04-19</w:t>
       <w:br/>
       <w:br/>
     </w:r>

--- a/klagomål/A 61826-2025 FSC-klagomål.docx
+++ b/klagomål/A 61826-2025 FSC-klagomål.docx
@@ -1509,7 +1509,7 @@
     <w:r>
       <w:tab/>
       <w:tab/>
-      <w:t>2026-04-19</w:t>
+      <w:t>2026-04-20</w:t>
       <w:br/>
       <w:br/>
     </w:r>

--- a/klagomål/A 61826-2025 FSC-klagomål.docx
+++ b/klagomål/A 61826-2025 FSC-klagomål.docx
@@ -1509,7 +1509,7 @@
     <w:r>
       <w:tab/>
       <w:tab/>
-      <w:t>2026-04-20</w:t>
+      <w:t>2026-04-21</w:t>
       <w:br/>
       <w:br/>
     </w:r>

--- a/klagomål/A 61826-2025 FSC-klagomål.docx
+++ b/klagomål/A 61826-2025 FSC-klagomål.docx
@@ -1509,7 +1509,7 @@
     <w:r>
       <w:tab/>
       <w:tab/>
-      <w:t>2026-04-21</w:t>
+      <w:t>2026-04-22</w:t>
       <w:br/>
       <w:br/>
     </w:r>

--- a/klagomål/A 61826-2025 FSC-klagomål.docx
+++ b/klagomål/A 61826-2025 FSC-klagomål.docx
@@ -1509,7 +1509,7 @@
     <w:r>
       <w:tab/>
       <w:tab/>
-      <w:t>2026-04-22</w:t>
+      <w:t>2026-04-23</w:t>
       <w:br/>
       <w:br/>
     </w:r>

--- a/klagomål/A 61826-2025 FSC-klagomål.docx
+++ b/klagomål/A 61826-2025 FSC-klagomål.docx
@@ -1509,7 +1509,7 @@
     <w:r>
       <w:tab/>
       <w:tab/>
-      <w:t>2026-04-23</w:t>
+      <w:t>2026-04-24</w:t>
       <w:br/>
       <w:br/>
     </w:r>

--- a/klagomål/A 61826-2025 FSC-klagomål.docx
+++ b/klagomål/A 61826-2025 FSC-klagomål.docx
@@ -1509,7 +1509,7 @@
     <w:r>
       <w:tab/>
       <w:tab/>
-      <w:t>2026-04-24</w:t>
+      <w:t>2026-04-25</w:t>
       <w:br/>
       <w:br/>
     </w:r>

--- a/klagomål/A 61826-2025 FSC-klagomål.docx
+++ b/klagomål/A 61826-2025 FSC-klagomål.docx
@@ -1509,7 +1509,7 @@
     <w:r>
       <w:tab/>
       <w:tab/>
-      <w:t>2026-04-25</w:t>
+      <w:t>2026-04-26</w:t>
       <w:br/>
       <w:br/>
     </w:r>

--- a/klagomål/A 61826-2025 FSC-klagomål.docx
+++ b/klagomål/A 61826-2025 FSC-klagomål.docx
@@ -1509,7 +1509,7 @@
     <w:r>
       <w:tab/>
       <w:tab/>
-      <w:t>2026-04-26</w:t>
+      <w:t>2026-04-27</w:t>
       <w:br/>
       <w:br/>
     </w:r>

--- a/klagomål/A 61826-2025 FSC-klagomål.docx
+++ b/klagomål/A 61826-2025 FSC-klagomål.docx
@@ -1509,7 +1509,7 @@
     <w:r>
       <w:tab/>
       <w:tab/>
-      <w:t>2026-04-27</w:t>
+      <w:t>2026-04-28</w:t>
       <w:br/>
       <w:br/>
     </w:r>

--- a/klagomål/A 61826-2025 FSC-klagomål.docx
+++ b/klagomål/A 61826-2025 FSC-klagomål.docx
@@ -1509,7 +1509,7 @@
     <w:r>
       <w:tab/>
       <w:tab/>
-      <w:t>2026-04-28</w:t>
+      <w:t>2026-04-29</w:t>
       <w:br/>
       <w:br/>
     </w:r>

--- a/klagomål/A 61826-2025 FSC-klagomål.docx
+++ b/klagomål/A 61826-2025 FSC-klagomål.docx
@@ -1509,7 +1509,7 @@
     <w:r>
       <w:tab/>
       <w:tab/>
-      <w:t>2026-04-29</w:t>
+      <w:t>2026-04-30</w:t>
       <w:br/>
       <w:br/>
     </w:r>

--- a/klagomål/A 61826-2025 FSC-klagomål.docx
+++ b/klagomål/A 61826-2025 FSC-klagomål.docx
@@ -1509,7 +1509,7 @@
     <w:r>
       <w:tab/>
       <w:tab/>
-      <w:t>2026-05-16</w:t>
+      <w:t>2026-05-17</w:t>
       <w:br/>
       <w:br/>
     </w:r>

--- a/klagomål/A 61826-2025 FSC-klagomål.docx
+++ b/klagomål/A 61826-2025 FSC-klagomål.docx
@@ -1509,7 +1509,7 @@
     <w:r>
       <w:tab/>
       <w:tab/>
-      <w:t>2026-05-17</w:t>
+      <w:t>2026-05-18</w:t>
       <w:br/>
       <w:br/>
     </w:r>

--- a/klagomål/A 61826-2025 FSC-klagomål.docx
+++ b/klagomål/A 61826-2025 FSC-klagomål.docx
@@ -1509,7 +1509,7 @@
     <w:r>
       <w:tab/>
       <w:tab/>
-      <w:t>2026-05-18</w:t>
+      <w:t>2026-05-19</w:t>
       <w:br/>
       <w:br/>
     </w:r>

--- a/klagomål/A 61826-2025 FSC-klagomål.docx
+++ b/klagomål/A 61826-2025 FSC-klagomål.docx
@@ -1509,7 +1509,7 @@
     <w:r>
       <w:tab/>
       <w:tab/>
-      <w:t>2026-05-19</w:t>
+      <w:t>2026-05-20</w:t>
       <w:br/>
       <w:br/>
     </w:r>

--- a/klagomål/A 61826-2025 FSC-klagomål.docx
+++ b/klagomål/A 61826-2025 FSC-klagomål.docx
@@ -1509,7 +1509,7 @@
     <w:r>
       <w:tab/>
       <w:tab/>
-      <w:t>2026-05-20</w:t>
+      <w:t>2026-05-21</w:t>
       <w:br/>
       <w:br/>
     </w:r>

--- a/klagomål/A 61826-2025 FSC-klagomål.docx
+++ b/klagomål/A 61826-2025 FSC-klagomål.docx
@@ -1509,7 +1509,7 @@
     <w:r>
       <w:tab/>
       <w:tab/>
-      <w:t>2026-05-21</w:t>
+      <w:t>2026-05-22</w:t>
       <w:br/>
       <w:br/>
     </w:r>

--- a/klagomål/A 61826-2025 FSC-klagomål.docx
+++ b/klagomål/A 61826-2025 FSC-klagomål.docx
@@ -1509,7 +1509,7 @@
     <w:r>
       <w:tab/>
       <w:tab/>
-      <w:t>2026-05-22</w:t>
+      <w:t>2026-05-23</w:t>
       <w:br/>
       <w:br/>
     </w:r>

--- a/klagomål/A 61826-2025 FSC-klagomål.docx
+++ b/klagomål/A 61826-2025 FSC-klagomål.docx
@@ -1509,7 +1509,7 @@
     <w:r>
       <w:tab/>
       <w:tab/>
-      <w:t>2026-05-23</w:t>
+      <w:t>2026-05-24</w:t>
       <w:br/>
       <w:br/>
     </w:r>

--- a/klagomål/A 61826-2025 FSC-klagomål.docx
+++ b/klagomål/A 61826-2025 FSC-klagomål.docx
@@ -1509,7 +1509,7 @@
     <w:r>
       <w:tab/>
       <w:tab/>
-      <w:t>2026-05-24</w:t>
+      <w:t>2026-05-25</w:t>
       <w:br/>
       <w:br/>
     </w:r>

--- a/klagomål/A 61826-2025 FSC-klagomål.docx
+++ b/klagomål/A 61826-2025 FSC-klagomål.docx
@@ -1509,7 +1509,7 @@
     <w:r>
       <w:tab/>
       <w:tab/>
-      <w:t>2026-05-25</w:t>
+      <w:t>2026-05-26</w:t>
       <w:br/>
       <w:br/>
     </w:r>

--- a/klagomål/A 61826-2025 FSC-klagomål.docx
+++ b/klagomål/A 61826-2025 FSC-klagomål.docx
@@ -1509,7 +1509,7 @@
     <w:r>
       <w:tab/>
       <w:tab/>
-      <w:t>2026-05-26</w:t>
+      <w:t>2026-05-27</w:t>
       <w:br/>
       <w:br/>
     </w:r>

--- a/klagomål/A 61826-2025 FSC-klagomål.docx
+++ b/klagomål/A 61826-2025 FSC-klagomål.docx
@@ -1509,7 +1509,7 @@
     <w:r>
       <w:tab/>
       <w:tab/>
-      <w:t>2026-05-27</w:t>
+      <w:t>2026-05-28</w:t>
       <w:br/>
       <w:br/>
     </w:r>

--- a/klagomål/A 61826-2025 FSC-klagomål.docx
+++ b/klagomål/A 61826-2025 FSC-klagomål.docx
@@ -1509,7 +1509,7 @@
     <w:r>
       <w:tab/>
       <w:tab/>
-      <w:t>2026-05-28</w:t>
+      <w:t>2026-05-29</w:t>
       <w:br/>
       <w:br/>
     </w:r>

--- a/klagomål/A 61826-2025 FSC-klagomål.docx
+++ b/klagomål/A 61826-2025 FSC-klagomål.docx
@@ -1509,7 +1509,7 @@
     <w:r>
       <w:tab/>
       <w:tab/>
-      <w:t>2026-05-29</w:t>
+      <w:t>2026-05-30</w:t>
       <w:br/>
       <w:br/>
     </w:r>

--- a/klagomål/A 61826-2025 FSC-klagomål.docx
+++ b/klagomål/A 61826-2025 FSC-klagomål.docx
@@ -1509,7 +1509,7 @@
     <w:r>
       <w:tab/>
       <w:tab/>
-      <w:t>2026-05-30</w:t>
+      <w:t>2026-05-31</w:t>
       <w:br/>
       <w:br/>
     </w:r>

--- a/klagomål/A 61826-2025 FSC-klagomål.docx
+++ b/klagomål/A 61826-2025 FSC-klagomål.docx
@@ -1509,7 +1509,7 @@
     <w:r>
       <w:tab/>
       <w:tab/>
-      <w:t>2026-05-31</w:t>
+      <w:t>2026-06-01</w:t>
       <w:br/>
       <w:br/>
     </w:r>

--- a/klagomål/A 61826-2025 FSC-klagomål.docx
+++ b/klagomål/A 61826-2025 FSC-klagomål.docx
@@ -1509,7 +1509,7 @@
     <w:r>
       <w:tab/>
       <w:tab/>
-      <w:t>2026-06-01</w:t>
+      <w:t>2026-06-02</w:t>
       <w:br/>
       <w:br/>
     </w:r>

--- a/klagomål/A 61826-2025 FSC-klagomål.docx
+++ b/klagomål/A 61826-2025 FSC-klagomål.docx
@@ -1509,7 +1509,7 @@
     <w:r>
       <w:tab/>
       <w:tab/>
-      <w:t>2026-06-02</w:t>
+      <w:t>2026-06-03</w:t>
       <w:br/>
       <w:br/>
     </w:r>

--- a/klagomål/A 61826-2025 FSC-klagomål.docx
+++ b/klagomål/A 61826-2025 FSC-klagomål.docx
@@ -1509,7 +1509,7 @@
     <w:r>
       <w:tab/>
       <w:tab/>
-      <w:t>2026-06-03</w:t>
+      <w:t>2026-06-04</w:t>
       <w:br/>
       <w:br/>
     </w:r>

--- a/klagomål/A 61826-2025 FSC-klagomål.docx
+++ b/klagomål/A 61826-2025 FSC-klagomål.docx
@@ -1509,7 +1509,7 @@
     <w:r>
       <w:tab/>
       <w:tab/>
-      <w:t>2026-06-04</w:t>
+      <w:t>2026-06-05</w:t>
       <w:br/>
       <w:br/>
     </w:r>

--- a/klagomål/A 61826-2025 FSC-klagomål.docx
+++ b/klagomål/A 61826-2025 FSC-klagomål.docx
@@ -1509,7 +1509,7 @@
     <w:r>
       <w:tab/>
       <w:tab/>
-      <w:t>2026-06-05</w:t>
+      <w:t>2026-06-06</w:t>
       <w:br/>
       <w:br/>
     </w:r>

--- a/klagomål/A 61826-2025 FSC-klagomål.docx
+++ b/klagomål/A 61826-2025 FSC-klagomål.docx
@@ -1509,7 +1509,7 @@
     <w:r>
       <w:tab/>
       <w:tab/>
-      <w:t>2026-06-06</w:t>
+      <w:t>2026-06-07</w:t>
       <w:br/>
       <w:br/>
     </w:r>

--- a/klagomål/A 61826-2025 FSC-klagomål.docx
+++ b/klagomål/A 61826-2025 FSC-klagomål.docx
@@ -1509,7 +1509,7 @@
     <w:r>
       <w:tab/>
       <w:tab/>
-      <w:t>2026-06-07</w:t>
+      <w:t>2026-06-08</w:t>
       <w:br/>
       <w:br/>
     </w:r>

--- a/klagomål/A 61826-2025 FSC-klagomål.docx
+++ b/klagomål/A 61826-2025 FSC-klagomål.docx
@@ -1509,7 +1509,7 @@
     <w:r>
       <w:tab/>
       <w:tab/>
-      <w:t>2026-06-08</w:t>
+      <w:t>2026-06-09</w:t>
       <w:br/>
       <w:br/>
     </w:r>

--- a/klagomål/A 61826-2025 FSC-klagomål.docx
+++ b/klagomål/A 61826-2025 FSC-klagomål.docx
@@ -1509,7 +1509,7 @@
     <w:r>
       <w:tab/>
       <w:tab/>
-      <w:t>2026-06-09</w:t>
+      <w:t>2026-06-10</w:t>
       <w:br/>
       <w:br/>
     </w:r>

--- a/klagomål/A 61826-2025 FSC-klagomål.docx
+++ b/klagomål/A 61826-2025 FSC-klagomål.docx
@@ -1509,7 +1509,7 @@
     <w:r>
       <w:tab/>
       <w:tab/>
-      <w:t>2026-06-10</w:t>
+      <w:t>2026-06-11</w:t>
       <w:br/>
       <w:br/>
     </w:r>

--- a/klagomål/A 61826-2025 FSC-klagomål.docx
+++ b/klagomål/A 61826-2025 FSC-klagomål.docx
@@ -1509,7 +1509,7 @@
     <w:r>
       <w:tab/>
       <w:tab/>
-      <w:t>2026-06-11</w:t>
+      <w:t>2026-06-12</w:t>
       <w:br/>
       <w:br/>
     </w:r>

--- a/klagomål/A 61826-2025 FSC-klagomål.docx
+++ b/klagomål/A 61826-2025 FSC-klagomål.docx
@@ -1509,7 +1509,7 @@
     <w:r>
       <w:tab/>
       <w:tab/>
-      <w:t>2026-06-12</w:t>
+      <w:t>2026-06-13</w:t>
       <w:br/>
       <w:br/>
     </w:r>

--- a/klagomål/A 61826-2025 FSC-klagomål.docx
+++ b/klagomål/A 61826-2025 FSC-klagomål.docx
@@ -1509,7 +1509,7 @@
     <w:r>
       <w:tab/>
       <w:tab/>
-      <w:t>2026-06-13</w:t>
+      <w:t>2026-06-14</w:t>
       <w:br/>
       <w:br/>
     </w:r>

--- a/klagomål/A 61826-2025 FSC-klagomål.docx
+++ b/klagomål/A 61826-2025 FSC-klagomål.docx
@@ -1509,7 +1509,7 @@
     <w:r>
       <w:tab/>
       <w:tab/>
-      <w:t>2026-06-15</w:t>
+      <w:t>2026-06-16</w:t>
       <w:br/>
       <w:br/>
     </w:r>

--- a/klagomål/A 61826-2025 FSC-klagomål.docx
+++ b/klagomål/A 61826-2025 FSC-klagomål.docx
@@ -1509,7 +1509,7 @@
     <w:r>
       <w:tab/>
       <w:tab/>
-      <w:t>2026-06-16</w:t>
+      <w:t>2026-06-17</w:t>
       <w:br/>
       <w:br/>
     </w:r>

--- a/klagomål/A 61826-2025 FSC-klagomål.docx
+++ b/klagomål/A 61826-2025 FSC-klagomål.docx
@@ -1,6 +1,6 @@
 
 <file path=word/document.xml><?xml version="1.0" encoding="utf-8"?>
-<w:document xmlns:wpc="http://schemas.microsoft.com/office/word/2010/wordprocessingCanvas" xmlns:cx="http://schemas.microsoft.com/office/drawing/2014/chartex" xmlns:cx1="http://schemas.microsoft.com/office/drawing/2015/9/8/chartex" xmlns:cx2="http://schemas.microsoft.com/office/drawing/2015/10/21/chartex" xmlns:cx3="http://schemas.microsoft.com/office/drawing/2016/5/9/chartex" xmlns:cx4="http://schemas.microsoft.com/office/drawing/2016/5/10/chartex" xmlns:cx5="http://schemas.microsoft.com/office/drawing/2016/5/11/chartex" xmlns:cx6="http://schemas.microsoft.com/office/drawing/2016/5/12/chartex" xmlns:cx7="http://schemas.microsoft.com/office/drawing/2016/5/13/chartex" xmlns:cx8="http://schemas.microsoft.com/office/drawing/2016/5/14/chartex" xmlns:mc="http://schemas.openxmlformats.org/markup-compatibility/2006" xmlns:aink="http://schemas.microsoft.com/office/drawing/2016/ink" xmlns:am3d="http://schemas.microsoft.com/office/drawing/2017/model3d" xmlns:o="urn:schemas-microsoft-com:office:office" xmlns:oel="http://schemas.microsoft.com/office/2019/extlst" xmlns:r="http://schemas.openxmlformats.org/officeDocument/2006/relationships" xmlns:m="http://schemas.openxmlformats.org/officeDocument/2006/math" xmlns:v="urn:schemas-microsoft-com:vml" xmlns:wp14="http://schemas.microsoft.com/office/word/2010/wordprocessingDrawing" xmlns:wp="http://schemas.openxmlformats.org/drawingml/2006/wordprocessingDrawing" xmlns:w10="urn:schemas-microsoft-com:office:word" xmlns:w="http://schemas.openxmlformats.org/wordprocessingml/2006/main" xmlns:w14="http://schemas.microsoft.com/office/word/2010/wordml" xmlns:w15="http://schemas.microsoft.com/office/word/2012/wordml" xmlns:w16cex="http://schemas.microsoft.com/office/word/2018/wordml/cex" xmlns:w16cid="http://schemas.microsoft.com/office/word/2016/wordml/cid" xmlns:w16="http://schemas.microsoft.com/office/word/2018/wordml" xmlns:w16sdtdh="http://schemas.microsoft.com/office/word/2020/wordml/sdtdatahash" xmlns:w16se="http://schemas.microsoft.com/office/word/2015/wordml/symex" xmlns:wpg="http://schemas.microsoft.com/office/word/2010/wordprocessingGroup" xmlns:wpi="http://schemas.microsoft.com/office/word/2010/wordprocessingInk" xmlns:wne="http://schemas.microsoft.com/office/word/2006/wordml" xmlns:wps="http://schemas.microsoft.com/office/word/2010/wordprocessingShape" mc:Ignorable="w14 w15 w16se w16cid w16 w16cex w16sdtdh wp14">
+<w:document xmlns:wpc="http://schemas.microsoft.com/office/word/2010/wordprocessingCanvas" xmlns:cx="http://schemas.microsoft.com/office/drawing/2014/chartex" xmlns:cx1="http://schemas.microsoft.com/office/drawing/2015/9/8/chartex" xmlns:cx2="http://schemas.microsoft.com/office/drawing/2015/10/21/chartex" xmlns:cx3="http://schemas.microsoft.com/office/drawing/2016/5/9/chartex" xmlns:cx4="http://schemas.microsoft.com/office/drawing/2016/5/10/chartex" xmlns:cx5="http://schemas.microsoft.com/office/drawing/2016/5/11/chartex" xmlns:cx6="http://schemas.microsoft.com/office/drawing/2016/5/12/chartex" xmlns:cx7="http://schemas.microsoft.com/office/drawing/2016/5/13/chartex" xmlns:cx8="http://schemas.microsoft.com/office/drawing/2016/5/14/chartex" xmlns:mc="http://schemas.openxmlformats.org/markup-compatibility/2006" xmlns:aink="http://schemas.microsoft.com/office/drawing/2016/ink" xmlns:am3d="http://schemas.microsoft.com/office/drawing/2017/model3d" xmlns:o="urn:schemas-microsoft-com:office:office" xmlns:oel="http://schemas.microsoft.com/office/2019/extlst" xmlns:r="http://schemas.openxmlformats.org/officeDocument/2006/relationships" xmlns:m="http://schemas.openxmlformats.org/officeDocument/2006/math" xmlns:v="urn:schemas-microsoft-com:vml" xmlns:wp14="http://schemas.microsoft.com/office/word/2010/wordprocessingDrawing" xmlns:wp="http://schemas.openxmlformats.org/drawingml/2006/wordprocessingDrawing" xmlns:w10="urn:schemas-microsoft-com:office:word" xmlns:w="http://schemas.openxmlformats.org/wordprocessingml/2006/main" xmlns:w14="http://schemas.microsoft.com/office/word/2010/wordml" xmlns:w15="http://schemas.microsoft.com/office/word/2012/wordml" xmlns:w16cex="http://schemas.microsoft.com/office/word/2018/wordml/cex" xmlns:w16cid="http://schemas.microsoft.com/office/word/2016/wordml/cid" xmlns:w16="http://schemas.microsoft.com/office/word/2018/wordml" xmlns:w16du="http://schemas.microsoft.com/office/word/2023/wordml/word16du" xmlns:w16sdtdh="http://schemas.microsoft.com/office/word/2020/wordml/sdtdatahash" xmlns:w16sdtfl="http://schemas.microsoft.com/office/word/2024/wordml/sdtformatlock" xmlns:w16se="http://schemas.microsoft.com/office/word/2015/wordml/symex" xmlns:wpg="http://schemas.microsoft.com/office/word/2010/wordprocessingGroup" xmlns:wpi="http://schemas.microsoft.com/office/word/2010/wordprocessingInk" xmlns:wne="http://schemas.microsoft.com/office/word/2006/wordml" xmlns:wps="http://schemas.microsoft.com/office/word/2010/wordprocessingShape" mc:Ignorable="w14 w15 w16se w16cid w16 w16cex w16sdtdh w16sdtfl w16du wp14">
   <w:body>
     <w:p>
       <w:r>
@@ -168,7 +168,7 @@
     </w:p>
     <w:p>
       <w:r>
-        <w:t>Detta dokument behandlar höga naturvärden i avverkningsanmälan A 61826-2025 i Sundsvalls kommun. Denna avverkningsanmälan inkom 2025-12-12 00:00:00 och omfattar 10,2 ha.</w:t>
+        <w:t>Detta dokument behandlar höga naturvärden i avverkningsanmälan A 61826-2025 i Sundsvalls kommun som inkom 2025-12-12 och omfattar 10,2 ha.</w:t>
       </w:r>
     </w:p>
     <w:p>
@@ -191,12 +191,15 @@
     </w:p>
     <w:p>
       <w:r>
-        <w:t>I avverkningsanmälan har följande 19 naturvårdsarter hittats: aspgelélav (VU), fläckporing (VU), blågrå svartspik (NT), doftskinn (NT), garnlav (NT), lunglav (NT), rosenticka (NT), tallticka (NT), tretåig hackspett (NT, §4), ullticka (NT), vedflamlav (NT), vedskivlav (NT), violettgrå tagellav (NT), bronshjon (S), korallblylav (S), stuplav (S), vedticka (S), vågbandad barkbock (S) och kungsfågel (§4). Av dessa är 13 rödlistade. För rödlistade arter har rödlistekategorin angivits inom parentes. Arter som är signalarter enligt Skogsstyrelsen har markerats med (S). För fridlysta arter anges även paragrafen i Artskyddsförordningen som arten är fridlyst enligt.</w:t>
+        <w:t>I och inom 2 meter från avverkningsanmälan har följande 19 naturvårdsarter hittats: aspgelélav (VU, T), fläckporing (VU, T), garnlav (VU, T), blågrå svartspik (NT), doftskinn (NT, T), lunglav (NT, T), rosenticka (NT, T), tallticka (NT, T), tretåig hackspett (NT, T, §4), ullticka (NT, T), vedflamlav (NT), vedskivlav (NT, T), violettgrå tagellav (NT, T), bronshjon (S, T), korallblylav (S, T), stuplav (S, T), vedticka (S, T), vågbandad barkbock (S) och kungsfågel (§4). Av dessa är 13 rödlistade. För rödlistade arter har rödlistekategorin angivits inom parentes. Arter som är signalarter enligt Skogsstyrelsen har markerats med (S). Typiska arter inom Natura 2000 som är kopplade till skogsekosystem har markerats med (T). För fridlysta arter anges även paragrafen i Artskyddsförordningen som arten är fridlyst enligt.</w:t>
       </w:r>
     </w:p>
     <w:p>
       <w:r>
-        <w:t>De påträffade naturvårdsarterna är ett tydligt kvitto på att detta rör sig om en skog med höga naturvärden. I Figur 1 visas en karta över det avverkningsanmälda området, där samtliga fyndplatser för naturvårdsarter som finns registrerade på Artportalen har markerats.</w:t>
+        <w:t>De påträffade naturvårdsarterna är ett tydligt kvitto på att det rör sig om en skog med höga naturvärden.</w:t>
+      </w:r>
+      <w:r>
+        <w:t xml:space="preserve"> I Figur 1 visas fyndplatser för naturvårdsarter i området, som finns registrerade på Artportalen.</w:t>
       </w:r>
     </w:p>
     <w:p>
@@ -206,7 +209,7 @@
       <w:r>
         <w:drawing>
           <wp:inline xmlns:a="http://schemas.openxmlformats.org/drawingml/2006/main" xmlns:pic="http://schemas.openxmlformats.org/drawingml/2006/picture">
-            <wp:extent cx="5486400" cy="2498825"/>
+            <wp:extent cx="5486400" cy="3482261"/>
             <wp:docPr id="1" name="Picture 1"/>
             <wp:cNvGraphicFramePr>
               <a:graphicFrameLocks noChangeAspect="1"/>
@@ -227,7 +230,7 @@
                   <pic:spPr>
                     <a:xfrm>
                       <a:off x="0" y="0"/>
-                      <a:ext cx="5486400" cy="2498825"/>
+                      <a:ext cx="5486400" cy="3482261"/>
                     </a:xfrm>
                     <a:prstGeom prst="rect"/>
                   </pic:spPr>
@@ -241,9 +244,79 @@
     <w:p>
       <w:pPr>
         <w:pStyle w:val="Caption"/>
+        <w:spacing w:after="240"/>
       </w:pPr>
       <w:r>
-        <w:t>Figur 1. Fyndplatser för naturvårdsarter i det avverkningsanmälda området (röd linje). Markörer utan svart kant är placerade på fyndplatsen. Markörer med svart kant är placerade vid sidan av fyndplatsen och har ett svart streck som visar fyndplatsens exakta position. Kartans mittpunktskoordinat är N 6895778, E 621492 i SWEREF 99 TM.</w:t>
+        <w:t>Figur 1. Fyndplatser för naturvårdsarter i och inom 2 meter från avverkningsanmälan (röd linje). Markörer utan svart kant är placerade på fyndplatsen. Markörer med svart kant är placerade vid sidan av fyndplatsen och har ett svart streck som visar fyndplatsens exakta position. Kartans mittpunktskoordinat är N 6895778, E 621492 i SWEREF 99 TM.</w:t>
+      </w:r>
+    </w:p>
+    <w:p>
+      <w:pPr>
+        <w:pStyle w:val="Heading2"/>
+      </w:pPr>
+      <w:r>
+        <w:t>Fridlysta arter</w:t>
+      </w:r>
+    </w:p>
+    <w:p>
+      <w:r>
+        <w:t>Följande fridlysta arter har sina livsmiljöer och växtplatser i den avverkningsanmälda skogen: tretåig hackspett (NT, T, §4) och kungsfågel (§4).</w:t>
+      </w:r>
+    </w:p>
+    <w:p>
+      <w:r>
+        <w:t xml:space="preserve">Observera att medlemsländerna är skyldiga att agera i enlighet med EU:s fågeldirektiv där det uttryckligen står att direktivet gäller för fåglar samt för deras ägg, bon och </w:t>
+      </w:r>
+      <w:r>
+        <w:rPr>
+          <w:b/>
+        </w:rPr>
+        <w:t xml:space="preserve">livsmiljöer </w:t>
+      </w:r>
+      <w:r>
+        <w:t>(artikel 1). Vidare att de åtgärder som vidtas inte får leda till en försämring av den nuvarande situationen beträffande bevarandet av de fågelarter som avses i artikel 1 (artikel 13). Fågeldirektivet är styrande för tillsynsansvariga myndigheters ärendehantering, ställningstaganden och beslutsfattande.</w:t>
+      </w:r>
+    </w:p>
+    <w:p>
+      <w:r>
+        <w:rPr>
+          <w:b/>
+        </w:rPr>
+        <w:t>Tretåig hackspett (NT, §4)</w:t>
+      </w:r>
+      <w:r>
+        <w:t xml:space="preserve"> är rödlistad som nära hotad och ingår i bilaga 1 i EU:s fågeldirektiv. Tretåig hackspett är för sin överlevnad beroende av kontinuerlig tillförsel av äldre döende och död ved, som sker genom naturliga självgallringsprocesser i äldre grannaturskogar och barrblandade naturskogar. Om en skog genom skogsbruk gallras eller glesas ur så upphör och uteblir i stort sett den naturliga självgallringsprocessen för mycket lång tid framöver vilket omöjliggör upprätthållandet av den kontinuerliga ekologiska funktionen i ett område. Det finns studier som visar att naturskogens självgallringsprocess som den tretåiga hackspetten är beroende av, inte kan ersättas med efterlämnad hänsyn i skogsbruket (Imbeau &amp; Desrochers, 2002). Storleken på häckningsreviret varierar med skogstypen, förekomsten av död ved och graden av fragmentering, men är i allmänhet i storleksordningen 25–100 hektar. Vintertid krävs ofta betydligt större områden och det finns studier som antyder att arten behöver minst 100 hektar äldre skog. I områden med låg bonitet kan det behövas över 200 hektar lämpligt habitat för att ett par ska kunna reproducera sig. Områden med dokumenterad permanent förekomst i naturskogsmiljöer har vanligen så stora naturvärden att skogsbruk är olämpligt. Tretåig hackspett är typisk art för </w:t>
+      </w:r>
+      <w:r>
+        <w:rPr>
+          <w:i/>
+        </w:rPr>
+        <w:t xml:space="preserve">9010 Taiga, 9740 Skogsbevuxen myr, 9030 Landhöjningsskog </w:t>
+      </w:r>
+      <w:r>
+        <w:t xml:space="preserve">och </w:t>
+      </w:r>
+      <w:r>
+        <w:rPr>
+          <w:i/>
+        </w:rPr>
+        <w:t>9040 Fjällbjörkskog</w:t>
+      </w:r>
+      <w:r>
+        <w:t xml:space="preserve"> (Skogsstyrelsen, 2016; SLU Artdatabanken, 2024).</w:t>
+      </w:r>
+    </w:p>
+    <w:p>
+      <w:r>
+        <w:t>I BILAGA 1 finns mer detaljerad information om ekologi samt krav på livsmiljö hos fridlysta arter.</w:t>
+      </w:r>
+    </w:p>
+    <w:p>
+      <w:pPr>
+        <w:pStyle w:val="Heading2"/>
+      </w:pPr>
+      <w:r>
+        <w:t>Övriga naturvårdsarter</w:t>
       </w:r>
     </w:p>
     <w:p>
@@ -710,67 +783,6 @@
       </w:r>
       <w:r>
         <w:t>är en långhorning vars larvutveckling sker under bark på nyligen döda stående barrträd, främst gran, mer undantagsvis på tall. Främst i stående träd, särskilt gamla, långsamvuxna granar med grov bark, även i grövre grenar, stubbar eller vindfällen. Arten är starkt knuten till naturskogsliknande granskogar, och gynnas av extrema torrsomrar som försvagar träden. Arten påverkas negativt av brist på kontinuitetsskog och en minskning av populationen pågår eller förväntas ske (SLU Artdatabanken, 2025).</w:t>
-      </w:r>
-    </w:p>
-    <w:p>
-      <w:pPr>
-        <w:pStyle w:val="Heading1"/>
-      </w:pPr>
-      <w:r>
-        <w:t>Fridlysta arter</w:t>
-      </w:r>
-    </w:p>
-    <w:p>
-      <w:r>
-        <w:t>Följande fridlysta arter har sina livsmiljöer och växtplatser i den avverkningsanmälda skogen: tretåig hackspett (NT, §4) och kungsfågel (§4).</w:t>
-      </w:r>
-    </w:p>
-    <w:p>
-      <w:r>
-        <w:t xml:space="preserve">Observera att medlemsländerna är skyldiga att agera i enlighet med EU:s fågeldirektiv där det uttryckligen står att direktivet gäller för fåglar samt för deras ägg, bon och </w:t>
-      </w:r>
-      <w:r>
-        <w:rPr>
-          <w:b/>
-        </w:rPr>
-        <w:t xml:space="preserve">livsmiljöer </w:t>
-      </w:r>
-      <w:r>
-        <w:t>(artikel 1). Vidare att de åtgärder som vidtas inte får leda till en försämring av den nuvarande situationen beträffande bevarandet av de fågelarter som avses i artikel 1 (artikel 13). Fågeldirektivet är styrande för tillsynsansvariga myndigheters ärendehantering, ställningstaganden och beslutsfattande.</w:t>
-      </w:r>
-    </w:p>
-    <w:p>
-      <w:r>
-        <w:rPr>
-          <w:b/>
-        </w:rPr>
-        <w:t>Tretåig hackspett (NT, §4)</w:t>
-      </w:r>
-      <w:r>
-        <w:t xml:space="preserve"> är rödlistad som nära hotad och ingår i bilaga 1 i EU:s fågeldirektiv. Tretåig hackspett är för sin överlevnad beroende av kontinuerlig tillförsel av äldre döende och död ved, som sker genom naturliga självgallringsprocesser i äldre grannaturskogar och barrblandade naturskogar. Om en skog genom skogsbruk gallras eller glesas ur så upphör och uteblir i stort sett den naturliga självgallringsprocessen för mycket lång tid framöver vilket omöjliggör upprätthållandet av den kontinuerliga ekologiska funktionen i ett område. Det finns studier som visar att naturskogens självgallringsprocess som den tretåiga hackspetten är beroende av, inte kan ersättas med efterlämnad hänsyn i skogsbruket (Imbeau &amp; Desrochers, 2002). Storleken på häckningsreviret varierar med skogstypen, förekomsten av död ved och graden av fragmentering, men är i allmänhet i storleksordningen 25–100 hektar. Vintertid krävs ofta betydligt större områden och det finns studier som antyder att arten behöver minst 100 hektar äldre skog. I områden med låg bonitet kan det behövas över 200 hektar lämpligt habitat för att ett par ska kunna reproducera sig. Områden med dokumenterad permanent förekomst i naturskogsmiljöer har vanligen så stora naturvärden att skogsbruk är olämpligt. Tretåig hackspett är typisk art för </w:t>
-      </w:r>
-      <w:r>
-        <w:rPr>
-          <w:i/>
-        </w:rPr>
-        <w:t xml:space="preserve">9010 Taiga, 9740 Skogsbevuxen myr, 9030 Landhöjningsskog </w:t>
-      </w:r>
-      <w:r>
-        <w:t xml:space="preserve">och </w:t>
-      </w:r>
-      <w:r>
-        <w:rPr>
-          <w:i/>
-        </w:rPr>
-        <w:t>9040 Fjällbjörkskog</w:t>
-      </w:r>
-      <w:r>
-        <w:t xml:space="preserve"> (Skogsstyrelsen, 2016; SLU Artdatabanken, 2024).</w:t>
-      </w:r>
-    </w:p>
-    <w:p>
-      <w:r>
-        <w:t>I BILAGA 1 finns mer detaljerad information om ekologi samt krav på livsmiljö hos fridlysta arter.</w:t>
       </w:r>
     </w:p>
     <w:p>
@@ -1399,7 +1411,7 @@
 </file>
 
 <file path=word/endnotes.xml><?xml version="1.0" encoding="utf-8"?>
-<w:endnotes xmlns:wpc="http://schemas.microsoft.com/office/word/2010/wordprocessingCanvas" xmlns:cx="http://schemas.microsoft.com/office/drawing/2014/chartex" xmlns:cx1="http://schemas.microsoft.com/office/drawing/2015/9/8/chartex" xmlns:cx2="http://schemas.microsoft.com/office/drawing/2015/10/21/chartex" xmlns:cx3="http://schemas.microsoft.com/office/drawing/2016/5/9/chartex" xmlns:cx4="http://schemas.microsoft.com/office/drawing/2016/5/10/chartex" xmlns:cx5="http://schemas.microsoft.com/office/drawing/2016/5/11/chartex" xmlns:cx6="http://schemas.microsoft.com/office/drawing/2016/5/12/chartex" xmlns:cx7="http://schemas.microsoft.com/office/drawing/2016/5/13/chartex" xmlns:cx8="http://schemas.microsoft.com/office/drawing/2016/5/14/chartex" xmlns:mc="http://schemas.openxmlformats.org/markup-compatibility/2006" xmlns:aink="http://schemas.microsoft.com/office/drawing/2016/ink" xmlns:am3d="http://schemas.microsoft.com/office/drawing/2017/model3d" xmlns:o="urn:schemas-microsoft-com:office:office" xmlns:oel="http://schemas.microsoft.com/office/2019/extlst" xmlns:r="http://schemas.openxmlformats.org/officeDocument/2006/relationships" xmlns:m="http://schemas.openxmlformats.org/officeDocument/2006/math" xmlns:v="urn:schemas-microsoft-com:vml" xmlns:wp14="http://schemas.microsoft.com/office/word/2010/wordprocessingDrawing" xmlns:wp="http://schemas.openxmlformats.org/drawingml/2006/wordprocessingDrawing" xmlns:w10="urn:schemas-microsoft-com:office:word" xmlns:w="http://schemas.openxmlformats.org/wordprocessingml/2006/main" xmlns:w14="http://schemas.microsoft.com/office/word/2010/wordml" xmlns:w15="http://schemas.microsoft.com/office/word/2012/wordml" xmlns:w16cex="http://schemas.microsoft.com/office/word/2018/wordml/cex" xmlns:w16cid="http://schemas.microsoft.com/office/word/2016/wordml/cid" xmlns:w16="http://schemas.microsoft.com/office/word/2018/wordml" xmlns:w16sdtdh="http://schemas.microsoft.com/office/word/2020/wordml/sdtdatahash" xmlns:w16se="http://schemas.microsoft.com/office/word/2015/wordml/symex" xmlns:wpg="http://schemas.microsoft.com/office/word/2010/wordprocessingGroup" xmlns:wpi="http://schemas.microsoft.com/office/word/2010/wordprocessingInk" xmlns:wne="http://schemas.microsoft.com/office/word/2006/wordml" xmlns:wps="http://schemas.microsoft.com/office/word/2010/wordprocessingShape" mc:Ignorable="w14 w15 w16se w16cid w16 w16cex w16sdtdh wp14">
+<w:endnotes xmlns:wpc="http://schemas.microsoft.com/office/word/2010/wordprocessingCanvas" xmlns:cx="http://schemas.microsoft.com/office/drawing/2014/chartex" xmlns:cx1="http://schemas.microsoft.com/office/drawing/2015/9/8/chartex" xmlns:cx2="http://schemas.microsoft.com/office/drawing/2015/10/21/chartex" xmlns:cx3="http://schemas.microsoft.com/office/drawing/2016/5/9/chartex" xmlns:cx4="http://schemas.microsoft.com/office/drawing/2016/5/10/chartex" xmlns:cx5="http://schemas.microsoft.com/office/drawing/2016/5/11/chartex" xmlns:cx6="http://schemas.microsoft.com/office/drawing/2016/5/12/chartex" xmlns:cx7="http://schemas.microsoft.com/office/drawing/2016/5/13/chartex" xmlns:cx8="http://schemas.microsoft.com/office/drawing/2016/5/14/chartex" xmlns:mc="http://schemas.openxmlformats.org/markup-compatibility/2006" xmlns:aink="http://schemas.microsoft.com/office/drawing/2016/ink" xmlns:am3d="http://schemas.microsoft.com/office/drawing/2017/model3d" xmlns:o="urn:schemas-microsoft-com:office:office" xmlns:oel="http://schemas.microsoft.com/office/2019/extlst" xmlns:r="http://schemas.openxmlformats.org/officeDocument/2006/relationships" xmlns:m="http://schemas.openxmlformats.org/officeDocument/2006/math" xmlns:v="urn:schemas-microsoft-com:vml" xmlns:wp14="http://schemas.microsoft.com/office/word/2010/wordprocessingDrawing" xmlns:wp="http://schemas.openxmlformats.org/drawingml/2006/wordprocessingDrawing" xmlns:w10="urn:schemas-microsoft-com:office:word" xmlns:w="http://schemas.openxmlformats.org/wordprocessingml/2006/main" xmlns:w14="http://schemas.microsoft.com/office/word/2010/wordml" xmlns:w15="http://schemas.microsoft.com/office/word/2012/wordml" xmlns:w16cex="http://schemas.microsoft.com/office/word/2018/wordml/cex" xmlns:w16cid="http://schemas.microsoft.com/office/word/2016/wordml/cid" xmlns:w16="http://schemas.microsoft.com/office/word/2018/wordml" xmlns:w16du="http://schemas.microsoft.com/office/word/2023/wordml/word16du" xmlns:w16sdtdh="http://schemas.microsoft.com/office/word/2020/wordml/sdtdatahash" xmlns:w16sdtfl="http://schemas.microsoft.com/office/word/2024/wordml/sdtformatlock" xmlns:w16se="http://schemas.microsoft.com/office/word/2015/wordml/symex" xmlns:wpg="http://schemas.microsoft.com/office/word/2010/wordprocessingGroup" xmlns:wpi="http://schemas.microsoft.com/office/word/2010/wordprocessingInk" xmlns:wne="http://schemas.microsoft.com/office/word/2006/wordml" xmlns:wps="http://schemas.microsoft.com/office/word/2010/wordprocessingShape" mc:Ignorable="w14 w15 w16se w16cid w16 w16cex w16sdtdh w16sdtfl w16du wp14">
   <w:endnote w:type="separator" w:id="-1">
     <w:p>
       <w:pPr>
@@ -1424,7 +1436,7 @@
 </file>
 
 <file path=word/footer1.xml><?xml version="1.0" encoding="utf-8"?>
-<w:ftr xmlns:wpc="http://schemas.microsoft.com/office/word/2010/wordprocessingCanvas" xmlns:cx="http://schemas.microsoft.com/office/drawing/2014/chartex" xmlns:cx1="http://schemas.microsoft.com/office/drawing/2015/9/8/chartex" xmlns:cx2="http://schemas.microsoft.com/office/drawing/2015/10/21/chartex" xmlns:cx3="http://schemas.microsoft.com/office/drawing/2016/5/9/chartex" xmlns:cx4="http://schemas.microsoft.com/office/drawing/2016/5/10/chartex" xmlns:cx5="http://schemas.microsoft.com/office/drawing/2016/5/11/chartex" xmlns:cx6="http://schemas.microsoft.com/office/drawing/2016/5/12/chartex" xmlns:cx7="http://schemas.microsoft.com/office/drawing/2016/5/13/chartex" xmlns:cx8="http://schemas.microsoft.com/office/drawing/2016/5/14/chartex" xmlns:mc="http://schemas.openxmlformats.org/markup-compatibility/2006" xmlns:aink="http://schemas.microsoft.com/office/drawing/2016/ink" xmlns:am3d="http://schemas.microsoft.com/office/drawing/2017/model3d" xmlns:o="urn:schemas-microsoft-com:office:office" xmlns:oel="http://schemas.microsoft.com/office/2019/extlst" xmlns:r="http://schemas.openxmlformats.org/officeDocument/2006/relationships" xmlns:m="http://schemas.openxmlformats.org/officeDocument/2006/math" xmlns:v="urn:schemas-microsoft-com:vml" xmlns:wp14="http://schemas.microsoft.com/office/word/2010/wordprocessingDrawing" xmlns:wp="http://schemas.openxmlformats.org/drawingml/2006/wordprocessingDrawing" xmlns:w10="urn:schemas-microsoft-com:office:word" xmlns:w="http://schemas.openxmlformats.org/wordprocessingml/2006/main" xmlns:w14="http://schemas.microsoft.com/office/word/2010/wordml" xmlns:w15="http://schemas.microsoft.com/office/word/2012/wordml" xmlns:w16cex="http://schemas.microsoft.com/office/word/2018/wordml/cex" xmlns:w16cid="http://schemas.microsoft.com/office/word/2016/wordml/cid" xmlns:w16="http://schemas.microsoft.com/office/word/2018/wordml" xmlns:w16sdtdh="http://schemas.microsoft.com/office/word/2020/wordml/sdtdatahash" xmlns:w16se="http://schemas.microsoft.com/office/word/2015/wordml/symex" xmlns:wpg="http://schemas.microsoft.com/office/word/2010/wordprocessingGroup" xmlns:wpi="http://schemas.microsoft.com/office/word/2010/wordprocessingInk" xmlns:wne="http://schemas.microsoft.com/office/word/2006/wordml" xmlns:wps="http://schemas.microsoft.com/office/word/2010/wordprocessingShape" mc:Ignorable="w14 w15 w16se w16cid w16 w16cex w16sdtdh wp14">
+<w:ftr xmlns:wpc="http://schemas.microsoft.com/office/word/2010/wordprocessingCanvas" xmlns:cx="http://schemas.microsoft.com/office/drawing/2014/chartex" xmlns:cx1="http://schemas.microsoft.com/office/drawing/2015/9/8/chartex" xmlns:cx2="http://schemas.microsoft.com/office/drawing/2015/10/21/chartex" xmlns:cx3="http://schemas.microsoft.com/office/drawing/2016/5/9/chartex" xmlns:cx4="http://schemas.microsoft.com/office/drawing/2016/5/10/chartex" xmlns:cx5="http://schemas.microsoft.com/office/drawing/2016/5/11/chartex" xmlns:cx6="http://schemas.microsoft.com/office/drawing/2016/5/12/chartex" xmlns:cx7="http://schemas.microsoft.com/office/drawing/2016/5/13/chartex" xmlns:cx8="http://schemas.microsoft.com/office/drawing/2016/5/14/chartex" xmlns:mc="http://schemas.openxmlformats.org/markup-compatibility/2006" xmlns:aink="http://schemas.microsoft.com/office/drawing/2016/ink" xmlns:am3d="http://schemas.microsoft.com/office/drawing/2017/model3d" xmlns:o="urn:schemas-microsoft-com:office:office" xmlns:oel="http://schemas.microsoft.com/office/2019/extlst" xmlns:r="http://schemas.openxmlformats.org/officeDocument/2006/relationships" xmlns:m="http://schemas.openxmlformats.org/officeDocument/2006/math" xmlns:v="urn:schemas-microsoft-com:vml" xmlns:wp14="http://schemas.microsoft.com/office/word/2010/wordprocessingDrawing" xmlns:wp="http://schemas.openxmlformats.org/drawingml/2006/wordprocessingDrawing" xmlns:w10="urn:schemas-microsoft-com:office:word" xmlns:w="http://schemas.openxmlformats.org/wordprocessingml/2006/main" xmlns:w14="http://schemas.microsoft.com/office/word/2010/wordml" xmlns:w15="http://schemas.microsoft.com/office/word/2012/wordml" xmlns:w16cex="http://schemas.microsoft.com/office/word/2018/wordml/cex" xmlns:w16cid="http://schemas.microsoft.com/office/word/2016/wordml/cid" xmlns:w16="http://schemas.microsoft.com/office/word/2018/wordml" xmlns:w16du="http://schemas.microsoft.com/office/word/2023/wordml/word16du" xmlns:w16sdtdh="http://schemas.microsoft.com/office/word/2020/wordml/sdtdatahash" xmlns:w16sdtfl="http://schemas.microsoft.com/office/word/2024/wordml/sdtformatlock" xmlns:w16se="http://schemas.microsoft.com/office/word/2015/wordml/symex" xmlns:wpg="http://schemas.microsoft.com/office/word/2010/wordprocessingGroup" xmlns:wpi="http://schemas.microsoft.com/office/word/2010/wordprocessingInk" xmlns:wne="http://schemas.microsoft.com/office/word/2006/wordml" xmlns:wps="http://schemas.microsoft.com/office/word/2010/wordprocessingShape" mc:Ignorable="w14 w15 w16se w16cid w16 w16cex w16sdtdh w16sdtfl w16du wp14">
   <w:p>
     <w:pPr>
       <w:pStyle w:val="Footer"/>
@@ -1434,7 +1446,7 @@
 </file>
 
 <file path=word/footer2.xml><?xml version="1.0" encoding="utf-8"?>
-<w:ftr xmlns:wpc="http://schemas.microsoft.com/office/word/2010/wordprocessingCanvas" xmlns:cx="http://schemas.microsoft.com/office/drawing/2014/chartex" xmlns:cx1="http://schemas.microsoft.com/office/drawing/2015/9/8/chartex" xmlns:cx2="http://schemas.microsoft.com/office/drawing/2015/10/21/chartex" xmlns:cx3="http://schemas.microsoft.com/office/drawing/2016/5/9/chartex" xmlns:cx4="http://schemas.microsoft.com/office/drawing/2016/5/10/chartex" xmlns:cx5="http://schemas.microsoft.com/office/drawing/2016/5/11/chartex" xmlns:cx6="http://schemas.microsoft.com/office/drawing/2016/5/12/chartex" xmlns:cx7="http://schemas.microsoft.com/office/drawing/2016/5/13/chartex" xmlns:cx8="http://schemas.microsoft.com/office/drawing/2016/5/14/chartex" xmlns:mc="http://schemas.openxmlformats.org/markup-compatibility/2006" xmlns:aink="http://schemas.microsoft.com/office/drawing/2016/ink" xmlns:am3d="http://schemas.microsoft.com/office/drawing/2017/model3d" xmlns:o="urn:schemas-microsoft-com:office:office" xmlns:oel="http://schemas.microsoft.com/office/2019/extlst" xmlns:r="http://schemas.openxmlformats.org/officeDocument/2006/relationships" xmlns:m="http://schemas.openxmlformats.org/officeDocument/2006/math" xmlns:v="urn:schemas-microsoft-com:vml" xmlns:wp14="http://schemas.microsoft.com/office/word/2010/wordprocessingDrawing" xmlns:wp="http://schemas.openxmlformats.org/drawingml/2006/wordprocessingDrawing" xmlns:w10="urn:schemas-microsoft-com:office:word" xmlns:w="http://schemas.openxmlformats.org/wordprocessingml/2006/main" xmlns:w14="http://schemas.microsoft.com/office/word/2010/wordml" xmlns:w15="http://schemas.microsoft.com/office/word/2012/wordml" xmlns:w16cex="http://schemas.microsoft.com/office/word/2018/wordml/cex" xmlns:w16cid="http://schemas.microsoft.com/office/word/2016/wordml/cid" xmlns:w16="http://schemas.microsoft.com/office/word/2018/wordml" xmlns:w16sdtdh="http://schemas.microsoft.com/office/word/2020/wordml/sdtdatahash" xmlns:w16se="http://schemas.microsoft.com/office/word/2015/wordml/symex" xmlns:wpg="http://schemas.microsoft.com/office/word/2010/wordprocessingGroup" xmlns:wpi="http://schemas.microsoft.com/office/word/2010/wordprocessingInk" xmlns:wne="http://schemas.microsoft.com/office/word/2006/wordml" xmlns:wps="http://schemas.microsoft.com/office/word/2010/wordprocessingShape" mc:Ignorable="w14 w15 w16se w16cid w16 w16cex w16sdtdh wp14">
+<w:ftr xmlns:wpc="http://schemas.microsoft.com/office/word/2010/wordprocessingCanvas" xmlns:cx="http://schemas.microsoft.com/office/drawing/2014/chartex" xmlns:cx1="http://schemas.microsoft.com/office/drawing/2015/9/8/chartex" xmlns:cx2="http://schemas.microsoft.com/office/drawing/2015/10/21/chartex" xmlns:cx3="http://schemas.microsoft.com/office/drawing/2016/5/9/chartex" xmlns:cx4="http://schemas.microsoft.com/office/drawing/2016/5/10/chartex" xmlns:cx5="http://schemas.microsoft.com/office/drawing/2016/5/11/chartex" xmlns:cx6="http://schemas.microsoft.com/office/drawing/2016/5/12/chartex" xmlns:cx7="http://schemas.microsoft.com/office/drawing/2016/5/13/chartex" xmlns:cx8="http://schemas.microsoft.com/office/drawing/2016/5/14/chartex" xmlns:mc="http://schemas.openxmlformats.org/markup-compatibility/2006" xmlns:aink="http://schemas.microsoft.com/office/drawing/2016/ink" xmlns:am3d="http://schemas.microsoft.com/office/drawing/2017/model3d" xmlns:o="urn:schemas-microsoft-com:office:office" xmlns:oel="http://schemas.microsoft.com/office/2019/extlst" xmlns:r="http://schemas.openxmlformats.org/officeDocument/2006/relationships" xmlns:m="http://schemas.openxmlformats.org/officeDocument/2006/math" xmlns:v="urn:schemas-microsoft-com:vml" xmlns:wp14="http://schemas.microsoft.com/office/word/2010/wordprocessingDrawing" xmlns:wp="http://schemas.openxmlformats.org/drawingml/2006/wordprocessingDrawing" xmlns:w10="urn:schemas-microsoft-com:office:word" xmlns:w="http://schemas.openxmlformats.org/wordprocessingml/2006/main" xmlns:w14="http://schemas.microsoft.com/office/word/2010/wordml" xmlns:w15="http://schemas.microsoft.com/office/word/2012/wordml" xmlns:w16cex="http://schemas.microsoft.com/office/word/2018/wordml/cex" xmlns:w16cid="http://schemas.microsoft.com/office/word/2016/wordml/cid" xmlns:w16="http://schemas.microsoft.com/office/word/2018/wordml" xmlns:w16du="http://schemas.microsoft.com/office/word/2023/wordml/word16du" xmlns:w16sdtdh="http://schemas.microsoft.com/office/word/2020/wordml/sdtdatahash" xmlns:w16sdtfl="http://schemas.microsoft.com/office/word/2024/wordml/sdtformatlock" xmlns:w16se="http://schemas.microsoft.com/office/word/2015/wordml/symex" xmlns:wpg="http://schemas.microsoft.com/office/word/2010/wordprocessingGroup" xmlns:wpi="http://schemas.microsoft.com/office/word/2010/wordprocessingInk" xmlns:wne="http://schemas.microsoft.com/office/word/2006/wordml" xmlns:wps="http://schemas.microsoft.com/office/word/2010/wordprocessingShape" mc:Ignorable="w14 w15 w16se w16cid w16 w16cex w16sdtdh w16sdtfl w16du wp14">
   <w:p>
     <w:pPr>
       <w:pStyle w:val="Footer"/>
@@ -1444,7 +1456,7 @@
 </file>
 
 <file path=word/footer3.xml><?xml version="1.0" encoding="utf-8"?>
-<w:ftr xmlns:wpc="http://schemas.microsoft.com/office/word/2010/wordprocessingCanvas" xmlns:cx="http://schemas.microsoft.com/office/drawing/2014/chartex" xmlns:cx1="http://schemas.microsoft.com/office/drawing/2015/9/8/chartex" xmlns:cx2="http://schemas.microsoft.com/office/drawing/2015/10/21/chartex" xmlns:cx3="http://schemas.microsoft.com/office/drawing/2016/5/9/chartex" xmlns:cx4="http://schemas.microsoft.com/office/drawing/2016/5/10/chartex" xmlns:cx5="http://schemas.microsoft.com/office/drawing/2016/5/11/chartex" xmlns:cx6="http://schemas.microsoft.com/office/drawing/2016/5/12/chartex" xmlns:cx7="http://schemas.microsoft.com/office/drawing/2016/5/13/chartex" xmlns:cx8="http://schemas.microsoft.com/office/drawing/2016/5/14/chartex" xmlns:mc="http://schemas.openxmlformats.org/markup-compatibility/2006" xmlns:aink="http://schemas.microsoft.com/office/drawing/2016/ink" xmlns:am3d="http://schemas.microsoft.com/office/drawing/2017/model3d" xmlns:o="urn:schemas-microsoft-com:office:office" xmlns:oel="http://schemas.microsoft.com/office/2019/extlst" xmlns:r="http://schemas.openxmlformats.org/officeDocument/2006/relationships" xmlns:m="http://schemas.openxmlformats.org/officeDocument/2006/math" xmlns:v="urn:schemas-microsoft-com:vml" xmlns:wp14="http://schemas.microsoft.com/office/word/2010/wordprocessingDrawing" xmlns:wp="http://schemas.openxmlformats.org/drawingml/2006/wordprocessingDrawing" xmlns:w10="urn:schemas-microsoft-com:office:word" xmlns:w="http://schemas.openxmlformats.org/wordprocessingml/2006/main" xmlns:w14="http://schemas.microsoft.com/office/word/2010/wordml" xmlns:w15="http://schemas.microsoft.com/office/word/2012/wordml" xmlns:w16cex="http://schemas.microsoft.com/office/word/2018/wordml/cex" xmlns:w16cid="http://schemas.microsoft.com/office/word/2016/wordml/cid" xmlns:w16="http://schemas.microsoft.com/office/word/2018/wordml" xmlns:w16sdtdh="http://schemas.microsoft.com/office/word/2020/wordml/sdtdatahash" xmlns:w16se="http://schemas.microsoft.com/office/word/2015/wordml/symex" xmlns:wpg="http://schemas.microsoft.com/office/word/2010/wordprocessingGroup" xmlns:wpi="http://schemas.microsoft.com/office/word/2010/wordprocessingInk" xmlns:wne="http://schemas.microsoft.com/office/word/2006/wordml" xmlns:wps="http://schemas.microsoft.com/office/word/2010/wordprocessingShape" mc:Ignorable="w14 w15 w16se w16cid w16 w16cex w16sdtdh wp14">
+<w:ftr xmlns:wpc="http://schemas.microsoft.com/office/word/2010/wordprocessingCanvas" xmlns:cx="http://schemas.microsoft.com/office/drawing/2014/chartex" xmlns:cx1="http://schemas.microsoft.com/office/drawing/2015/9/8/chartex" xmlns:cx2="http://schemas.microsoft.com/office/drawing/2015/10/21/chartex" xmlns:cx3="http://schemas.microsoft.com/office/drawing/2016/5/9/chartex" xmlns:cx4="http://schemas.microsoft.com/office/drawing/2016/5/10/chartex" xmlns:cx5="http://schemas.microsoft.com/office/drawing/2016/5/11/chartex" xmlns:cx6="http://schemas.microsoft.com/office/drawing/2016/5/12/chartex" xmlns:cx7="http://schemas.microsoft.com/office/drawing/2016/5/13/chartex" xmlns:cx8="http://schemas.microsoft.com/office/drawing/2016/5/14/chartex" xmlns:mc="http://schemas.openxmlformats.org/markup-compatibility/2006" xmlns:aink="http://schemas.microsoft.com/office/drawing/2016/ink" xmlns:am3d="http://schemas.microsoft.com/office/drawing/2017/model3d" xmlns:o="urn:schemas-microsoft-com:office:office" xmlns:oel="http://schemas.microsoft.com/office/2019/extlst" xmlns:r="http://schemas.openxmlformats.org/officeDocument/2006/relationships" xmlns:m="http://schemas.openxmlformats.org/officeDocument/2006/math" xmlns:v="urn:schemas-microsoft-com:vml" xmlns:wp14="http://schemas.microsoft.com/office/word/2010/wordprocessingDrawing" xmlns:wp="http://schemas.openxmlformats.org/drawingml/2006/wordprocessingDrawing" xmlns:w10="urn:schemas-microsoft-com:office:word" xmlns:w="http://schemas.openxmlformats.org/wordprocessingml/2006/main" xmlns:w14="http://schemas.microsoft.com/office/word/2010/wordml" xmlns:w15="http://schemas.microsoft.com/office/word/2012/wordml" xmlns:w16cex="http://schemas.microsoft.com/office/word/2018/wordml/cex" xmlns:w16cid="http://schemas.microsoft.com/office/word/2016/wordml/cid" xmlns:w16="http://schemas.microsoft.com/office/word/2018/wordml" xmlns:w16du="http://schemas.microsoft.com/office/word/2023/wordml/word16du" xmlns:w16sdtdh="http://schemas.microsoft.com/office/word/2020/wordml/sdtdatahash" xmlns:w16sdtfl="http://schemas.microsoft.com/office/word/2024/wordml/sdtformatlock" xmlns:w16se="http://schemas.microsoft.com/office/word/2015/wordml/symex" xmlns:wpg="http://schemas.microsoft.com/office/word/2010/wordprocessingGroup" xmlns:wpi="http://schemas.microsoft.com/office/word/2010/wordprocessingInk" xmlns:wne="http://schemas.microsoft.com/office/word/2006/wordml" xmlns:wps="http://schemas.microsoft.com/office/word/2010/wordprocessingShape" mc:Ignorable="w14 w15 w16se w16cid w16 w16cex w16sdtdh w16sdtfl w16du wp14">
   <w:p>
     <w:pPr>
       <w:pStyle w:val="Footer"/>
@@ -1454,7 +1466,7 @@
 </file>
 
 <file path=word/footnotes.xml><?xml version="1.0" encoding="utf-8"?>
-<w:footnotes xmlns:wpc="http://schemas.microsoft.com/office/word/2010/wordprocessingCanvas" xmlns:cx="http://schemas.microsoft.com/office/drawing/2014/chartex" xmlns:cx1="http://schemas.microsoft.com/office/drawing/2015/9/8/chartex" xmlns:cx2="http://schemas.microsoft.com/office/drawing/2015/10/21/chartex" xmlns:cx3="http://schemas.microsoft.com/office/drawing/2016/5/9/chartex" xmlns:cx4="http://schemas.microsoft.com/office/drawing/2016/5/10/chartex" xmlns:cx5="http://schemas.microsoft.com/office/drawing/2016/5/11/chartex" xmlns:cx6="http://schemas.microsoft.com/office/drawing/2016/5/12/chartex" xmlns:cx7="http://schemas.microsoft.com/office/drawing/2016/5/13/chartex" xmlns:cx8="http://schemas.microsoft.com/office/drawing/2016/5/14/chartex" xmlns:mc="http://schemas.openxmlformats.org/markup-compatibility/2006" xmlns:aink="http://schemas.microsoft.com/office/drawing/2016/ink" xmlns:am3d="http://schemas.microsoft.com/office/drawing/2017/model3d" xmlns:o="urn:schemas-microsoft-com:office:office" xmlns:oel="http://schemas.microsoft.com/office/2019/extlst" xmlns:r="http://schemas.openxmlformats.org/officeDocument/2006/relationships" xmlns:m="http://schemas.openxmlformats.org/officeDocument/2006/math" xmlns:v="urn:schemas-microsoft-com:vml" xmlns:wp14="http://schemas.microsoft.com/office/word/2010/wordprocessingDrawing" xmlns:wp="http://schemas.openxmlformats.org/drawingml/2006/wordprocessingDrawing" xmlns:w10="urn:schemas-microsoft-com:office:word" xmlns:w="http://schemas.openxmlformats.org/wordprocessingml/2006/main" xmlns:w14="http://schemas.microsoft.com/office/word/2010/wordml" xmlns:w15="http://schemas.microsoft.com/office/word/2012/wordml" xmlns:w16cex="http://schemas.microsoft.com/office/word/2018/wordml/cex" xmlns:w16cid="http://schemas.microsoft.com/office/word/2016/wordml/cid" xmlns:w16="http://schemas.microsoft.com/office/word/2018/wordml" xmlns:w16sdtdh="http://schemas.microsoft.com/office/word/2020/wordml/sdtdatahash" xmlns:w16se="http://schemas.microsoft.com/office/word/2015/wordml/symex" xmlns:wpg="http://schemas.microsoft.com/office/word/2010/wordprocessingGroup" xmlns:wpi="http://schemas.microsoft.com/office/word/2010/wordprocessingInk" xmlns:wne="http://schemas.microsoft.com/office/word/2006/wordml" xmlns:wps="http://schemas.microsoft.com/office/word/2010/wordprocessingShape" mc:Ignorable="w14 w15 w16se w16cid w16 w16cex w16sdtdh wp14">
+<w:footnotes xmlns:wpc="http://schemas.microsoft.com/office/word/2010/wordprocessingCanvas" xmlns:cx="http://schemas.microsoft.com/office/drawing/2014/chartex" xmlns:cx1="http://schemas.microsoft.com/office/drawing/2015/9/8/chartex" xmlns:cx2="http://schemas.microsoft.com/office/drawing/2015/10/21/chartex" xmlns:cx3="http://schemas.microsoft.com/office/drawing/2016/5/9/chartex" xmlns:cx4="http://schemas.microsoft.com/office/drawing/2016/5/10/chartex" xmlns:cx5="http://schemas.microsoft.com/office/drawing/2016/5/11/chartex" xmlns:cx6="http://schemas.microsoft.com/office/drawing/2016/5/12/chartex" xmlns:cx7="http://schemas.microsoft.com/office/drawing/2016/5/13/chartex" xmlns:cx8="http://schemas.microsoft.com/office/drawing/2016/5/14/chartex" xmlns:mc="http://schemas.openxmlformats.org/markup-compatibility/2006" xmlns:aink="http://schemas.microsoft.com/office/drawing/2016/ink" xmlns:am3d="http://schemas.microsoft.com/office/drawing/2017/model3d" xmlns:o="urn:schemas-microsoft-com:office:office" xmlns:oel="http://schemas.microsoft.com/office/2019/extlst" xmlns:r="http://schemas.openxmlformats.org/officeDocument/2006/relationships" xmlns:m="http://schemas.openxmlformats.org/officeDocument/2006/math" xmlns:v="urn:schemas-microsoft-com:vml" xmlns:wp14="http://schemas.microsoft.com/office/word/2010/wordprocessingDrawing" xmlns:wp="http://schemas.openxmlformats.org/drawingml/2006/wordprocessingDrawing" xmlns:w10="urn:schemas-microsoft-com:office:word" xmlns:w="http://schemas.openxmlformats.org/wordprocessingml/2006/main" xmlns:w14="http://schemas.microsoft.com/office/word/2010/wordml" xmlns:w15="http://schemas.microsoft.com/office/word/2012/wordml" xmlns:w16cex="http://schemas.microsoft.com/office/word/2018/wordml/cex" xmlns:w16cid="http://schemas.microsoft.com/office/word/2016/wordml/cid" xmlns:w16="http://schemas.microsoft.com/office/word/2018/wordml" xmlns:w16du="http://schemas.microsoft.com/office/word/2023/wordml/word16du" xmlns:w16sdtdh="http://schemas.microsoft.com/office/word/2020/wordml/sdtdatahash" xmlns:w16sdtfl="http://schemas.microsoft.com/office/word/2024/wordml/sdtformatlock" xmlns:w16se="http://schemas.microsoft.com/office/word/2015/wordml/symex" xmlns:wpg="http://schemas.microsoft.com/office/word/2010/wordprocessingGroup" xmlns:wpi="http://schemas.microsoft.com/office/word/2010/wordprocessingInk" xmlns:wne="http://schemas.microsoft.com/office/word/2006/wordml" xmlns:wps="http://schemas.microsoft.com/office/word/2010/wordprocessingShape" mc:Ignorable="w14 w15 w16se w16cid w16 w16cex w16sdtdh w16sdtfl w16du wp14">
   <w:footnote w:type="separator" w:id="-1">
     <w:p>
       <w:pPr>
@@ -1479,7 +1491,7 @@
 </file>
 
 <file path=word/header1.xml><?xml version="1.0" encoding="utf-8"?>
-<w:hdr xmlns:wpc="http://schemas.microsoft.com/office/word/2010/wordprocessingCanvas" xmlns:cx="http://schemas.microsoft.com/office/drawing/2014/chartex" xmlns:cx1="http://schemas.microsoft.com/office/drawing/2015/9/8/chartex" xmlns:cx2="http://schemas.microsoft.com/office/drawing/2015/10/21/chartex" xmlns:cx3="http://schemas.microsoft.com/office/drawing/2016/5/9/chartex" xmlns:cx4="http://schemas.microsoft.com/office/drawing/2016/5/10/chartex" xmlns:cx5="http://schemas.microsoft.com/office/drawing/2016/5/11/chartex" xmlns:cx6="http://schemas.microsoft.com/office/drawing/2016/5/12/chartex" xmlns:cx7="http://schemas.microsoft.com/office/drawing/2016/5/13/chartex" xmlns:cx8="http://schemas.microsoft.com/office/drawing/2016/5/14/chartex" xmlns:mc="http://schemas.openxmlformats.org/markup-compatibility/2006" xmlns:aink="http://schemas.microsoft.com/office/drawing/2016/ink" xmlns:am3d="http://schemas.microsoft.com/office/drawing/2017/model3d" xmlns:o="urn:schemas-microsoft-com:office:office" xmlns:oel="http://schemas.microsoft.com/office/2019/extlst" xmlns:r="http://schemas.openxmlformats.org/officeDocument/2006/relationships" xmlns:m="http://schemas.openxmlformats.org/officeDocument/2006/math" xmlns:v="urn:schemas-microsoft-com:vml" xmlns:wp14="http://schemas.microsoft.com/office/word/2010/wordprocessingDrawing" xmlns:wp="http://schemas.openxmlformats.org/drawingml/2006/wordprocessingDrawing" xmlns:w10="urn:schemas-microsoft-com:office:word" xmlns:w="http://schemas.openxmlformats.org/wordprocessingml/2006/main" xmlns:w14="http://schemas.microsoft.com/office/word/2010/wordml" xmlns:w15="http://schemas.microsoft.com/office/word/2012/wordml" xmlns:w16cex="http://schemas.microsoft.com/office/word/2018/wordml/cex" xmlns:w16cid="http://schemas.microsoft.com/office/word/2016/wordml/cid" xmlns:w16="http://schemas.microsoft.com/office/word/2018/wordml" xmlns:w16sdtdh="http://schemas.microsoft.com/office/word/2020/wordml/sdtdatahash" xmlns:w16se="http://schemas.microsoft.com/office/word/2015/wordml/symex" xmlns:wpg="http://schemas.microsoft.com/office/word/2010/wordprocessingGroup" xmlns:wpi="http://schemas.microsoft.com/office/word/2010/wordprocessingInk" xmlns:wne="http://schemas.microsoft.com/office/word/2006/wordml" xmlns:wps="http://schemas.microsoft.com/office/word/2010/wordprocessingShape" mc:Ignorable="w14 w15 w16se w16cid w16 w16cex w16sdtdh wp14">
+<w:hdr xmlns:wpc="http://schemas.microsoft.com/office/word/2010/wordprocessingCanvas" xmlns:cx="http://schemas.microsoft.com/office/drawing/2014/chartex" xmlns:cx1="http://schemas.microsoft.com/office/drawing/2015/9/8/chartex" xmlns:cx2="http://schemas.microsoft.com/office/drawing/2015/10/21/chartex" xmlns:cx3="http://schemas.microsoft.com/office/drawing/2016/5/9/chartex" xmlns:cx4="http://schemas.microsoft.com/office/drawing/2016/5/10/chartex" xmlns:cx5="http://schemas.microsoft.com/office/drawing/2016/5/11/chartex" xmlns:cx6="http://schemas.microsoft.com/office/drawing/2016/5/12/chartex" xmlns:cx7="http://schemas.microsoft.com/office/drawing/2016/5/13/chartex" xmlns:cx8="http://schemas.microsoft.com/office/drawing/2016/5/14/chartex" xmlns:mc="http://schemas.openxmlformats.org/markup-compatibility/2006" xmlns:aink="http://schemas.microsoft.com/office/drawing/2016/ink" xmlns:am3d="http://schemas.microsoft.com/office/drawing/2017/model3d" xmlns:o="urn:schemas-microsoft-com:office:office" xmlns:oel="http://schemas.microsoft.com/office/2019/extlst" xmlns:r="http://schemas.openxmlformats.org/officeDocument/2006/relationships" xmlns:m="http://schemas.openxmlformats.org/officeDocument/2006/math" xmlns:v="urn:schemas-microsoft-com:vml" xmlns:wp14="http://schemas.microsoft.com/office/word/2010/wordprocessingDrawing" xmlns:wp="http://schemas.openxmlformats.org/drawingml/2006/wordprocessingDrawing" xmlns:w10="urn:schemas-microsoft-com:office:word" xmlns:w="http://schemas.openxmlformats.org/wordprocessingml/2006/main" xmlns:w14="http://schemas.microsoft.com/office/word/2010/wordml" xmlns:w15="http://schemas.microsoft.com/office/word/2012/wordml" xmlns:w16cex="http://schemas.microsoft.com/office/word/2018/wordml/cex" xmlns:w16cid="http://schemas.microsoft.com/office/word/2016/wordml/cid" xmlns:w16="http://schemas.microsoft.com/office/word/2018/wordml" xmlns:w16du="http://schemas.microsoft.com/office/word/2023/wordml/word16du" xmlns:w16sdtdh="http://schemas.microsoft.com/office/word/2020/wordml/sdtdatahash" xmlns:w16sdtfl="http://schemas.microsoft.com/office/word/2024/wordml/sdtformatlock" xmlns:w16se="http://schemas.microsoft.com/office/word/2015/wordml/symex" xmlns:wpg="http://schemas.microsoft.com/office/word/2010/wordprocessingGroup" xmlns:wpi="http://schemas.microsoft.com/office/word/2010/wordprocessingInk" xmlns:wne="http://schemas.microsoft.com/office/word/2006/wordml" xmlns:wps="http://schemas.microsoft.com/office/word/2010/wordprocessingShape" mc:Ignorable="w14 w15 w16se w16cid w16 w16cex w16sdtdh w16sdtfl w16du wp14">
   <w:p>
     <w:pPr>
       <w:pStyle w:val="Header"/>
@@ -1489,7 +1501,7 @@
 </file>
 
 <file path=word/header2.xml><?xml version="1.0" encoding="utf-8"?>
-<w:hdr xmlns:wpc="http://schemas.microsoft.com/office/word/2010/wordprocessingCanvas" xmlns:cx="http://schemas.microsoft.com/office/drawing/2014/chartex" xmlns:cx1="http://schemas.microsoft.com/office/drawing/2015/9/8/chartex" xmlns:cx2="http://schemas.microsoft.com/office/drawing/2015/10/21/chartex" xmlns:cx3="http://schemas.microsoft.com/office/drawing/2016/5/9/chartex" xmlns:cx4="http://schemas.microsoft.com/office/drawing/2016/5/10/chartex" xmlns:cx5="http://schemas.microsoft.com/office/drawing/2016/5/11/chartex" xmlns:cx6="http://schemas.microsoft.com/office/drawing/2016/5/12/chartex" xmlns:cx7="http://schemas.microsoft.com/office/drawing/2016/5/13/chartex" xmlns:cx8="http://schemas.microsoft.com/office/drawing/2016/5/14/chartex" xmlns:mc="http://schemas.openxmlformats.org/markup-compatibility/2006" xmlns:aink="http://schemas.microsoft.com/office/drawing/2016/ink" xmlns:am3d="http://schemas.microsoft.com/office/drawing/2017/model3d" xmlns:o="urn:schemas-microsoft-com:office:office" xmlns:oel="http://schemas.microsoft.com/office/2019/extlst" xmlns:r="http://schemas.openxmlformats.org/officeDocument/2006/relationships" xmlns:m="http://schemas.openxmlformats.org/officeDocument/2006/math" xmlns:v="urn:schemas-microsoft-com:vml" xmlns:wp14="http://schemas.microsoft.com/office/word/2010/wordprocessingDrawing" xmlns:wp="http://schemas.openxmlformats.org/drawingml/2006/wordprocessingDrawing" xmlns:w10="urn:schemas-microsoft-com:office:word" xmlns:w="http://schemas.openxmlformats.org/wordprocessingml/2006/main" xmlns:w14="http://schemas.microsoft.com/office/word/2010/wordml" xmlns:w15="http://schemas.microsoft.com/office/word/2012/wordml" xmlns:w16cex="http://schemas.microsoft.com/office/word/2018/wordml/cex" xmlns:w16cid="http://schemas.microsoft.com/office/word/2016/wordml/cid" xmlns:w16="http://schemas.microsoft.com/office/word/2018/wordml" xmlns:w16sdtdh="http://schemas.microsoft.com/office/word/2020/wordml/sdtdatahash" xmlns:w16se="http://schemas.microsoft.com/office/word/2015/wordml/symex" xmlns:wpg="http://schemas.microsoft.com/office/word/2010/wordprocessingGroup" xmlns:wpi="http://schemas.microsoft.com/office/word/2010/wordprocessingInk" xmlns:wne="http://schemas.microsoft.com/office/word/2006/wordml" xmlns:wps="http://schemas.microsoft.com/office/word/2010/wordprocessingShape" mc:Ignorable="w14 w15 w16se w16cid w16 w16cex w16sdtdh wp14">
+<w:hdr xmlns:wpc="http://schemas.microsoft.com/office/word/2010/wordprocessingCanvas" xmlns:cx="http://schemas.microsoft.com/office/drawing/2014/chartex" xmlns:cx1="http://schemas.microsoft.com/office/drawing/2015/9/8/chartex" xmlns:cx2="http://schemas.microsoft.com/office/drawing/2015/10/21/chartex" xmlns:cx3="http://schemas.microsoft.com/office/drawing/2016/5/9/chartex" xmlns:cx4="http://schemas.microsoft.com/office/drawing/2016/5/10/chartex" xmlns:cx5="http://schemas.microsoft.com/office/drawing/2016/5/11/chartex" xmlns:cx6="http://schemas.microsoft.com/office/drawing/2016/5/12/chartex" xmlns:cx7="http://schemas.microsoft.com/office/drawing/2016/5/13/chartex" xmlns:cx8="http://schemas.microsoft.com/office/drawing/2016/5/14/chartex" xmlns:mc="http://schemas.openxmlformats.org/markup-compatibility/2006" xmlns:aink="http://schemas.microsoft.com/office/drawing/2016/ink" xmlns:am3d="http://schemas.microsoft.com/office/drawing/2017/model3d" xmlns:o="urn:schemas-microsoft-com:office:office" xmlns:oel="http://schemas.microsoft.com/office/2019/extlst" xmlns:r="http://schemas.openxmlformats.org/officeDocument/2006/relationships" xmlns:m="http://schemas.openxmlformats.org/officeDocument/2006/math" xmlns:v="urn:schemas-microsoft-com:vml" xmlns:wp14="http://schemas.microsoft.com/office/word/2010/wordprocessingDrawing" xmlns:wp="http://schemas.openxmlformats.org/drawingml/2006/wordprocessingDrawing" xmlns:w10="urn:schemas-microsoft-com:office:word" xmlns:w="http://schemas.openxmlformats.org/wordprocessingml/2006/main" xmlns:w14="http://schemas.microsoft.com/office/word/2010/wordml" xmlns:w15="http://schemas.microsoft.com/office/word/2012/wordml" xmlns:w16cex="http://schemas.microsoft.com/office/word/2018/wordml/cex" xmlns:w16cid="http://schemas.microsoft.com/office/word/2016/wordml/cid" xmlns:w16="http://schemas.microsoft.com/office/word/2018/wordml" xmlns:w16du="http://schemas.microsoft.com/office/word/2023/wordml/word16du" xmlns:w16sdtdh="http://schemas.microsoft.com/office/word/2020/wordml/sdtdatahash" xmlns:w16sdtfl="http://schemas.microsoft.com/office/word/2024/wordml/sdtformatlock" xmlns:w16se="http://schemas.microsoft.com/office/word/2015/wordml/symex" xmlns:wpg="http://schemas.microsoft.com/office/word/2010/wordprocessingGroup" xmlns:wpi="http://schemas.microsoft.com/office/word/2010/wordprocessingInk" xmlns:wne="http://schemas.microsoft.com/office/word/2006/wordml" xmlns:wps="http://schemas.microsoft.com/office/word/2010/wordprocessingShape" mc:Ignorable="w14 w15 w16se w16cid w16 w16cex w16sdtdh w16sdtfl w16du wp14">
   <w:p>
     <w:pPr>
       <w:pStyle w:val="Header"/>
@@ -1500,7 +1512,7 @@
 </file>
 
 <file path=word/header3.xml><?xml version="1.0" encoding="utf-8"?>
-<w:hdr xmlns:wpc="http://schemas.microsoft.com/office/word/2010/wordprocessingCanvas" xmlns:cx="http://schemas.microsoft.com/office/drawing/2014/chartex" xmlns:cx1="http://schemas.microsoft.com/office/drawing/2015/9/8/chartex" xmlns:cx2="http://schemas.microsoft.com/office/drawing/2015/10/21/chartex" xmlns:cx3="http://schemas.microsoft.com/office/drawing/2016/5/9/chartex" xmlns:cx4="http://schemas.microsoft.com/office/drawing/2016/5/10/chartex" xmlns:cx5="http://schemas.microsoft.com/office/drawing/2016/5/11/chartex" xmlns:cx6="http://schemas.microsoft.com/office/drawing/2016/5/12/chartex" xmlns:cx7="http://schemas.microsoft.com/office/drawing/2016/5/13/chartex" xmlns:cx8="http://schemas.microsoft.com/office/drawing/2016/5/14/chartex" xmlns:mc="http://schemas.openxmlformats.org/markup-compatibility/2006" xmlns:aink="http://schemas.microsoft.com/office/drawing/2016/ink" xmlns:am3d="http://schemas.microsoft.com/office/drawing/2017/model3d" xmlns:o="urn:schemas-microsoft-com:office:office" xmlns:oel="http://schemas.microsoft.com/office/2019/extlst" xmlns:r="http://schemas.openxmlformats.org/officeDocument/2006/relationships" xmlns:m="http://schemas.openxmlformats.org/officeDocument/2006/math" xmlns:v="urn:schemas-microsoft-com:vml" xmlns:wp14="http://schemas.microsoft.com/office/word/2010/wordprocessingDrawing" xmlns:wp="http://schemas.openxmlformats.org/drawingml/2006/wordprocessingDrawing" xmlns:w10="urn:schemas-microsoft-com:office:word" xmlns:w="http://schemas.openxmlformats.org/wordprocessingml/2006/main" xmlns:w14="http://schemas.microsoft.com/office/word/2010/wordml" xmlns:w15="http://schemas.microsoft.com/office/word/2012/wordml" xmlns:w16cex="http://schemas.microsoft.com/office/word/2018/wordml/cex" xmlns:w16cid="http://schemas.microsoft.com/office/word/2016/wordml/cid" xmlns:w16="http://schemas.microsoft.com/office/word/2018/wordml" xmlns:w16sdtdh="http://schemas.microsoft.com/office/word/2020/wordml/sdtdatahash" xmlns:w16se="http://schemas.microsoft.com/office/word/2015/wordml/symex" xmlns:wpg="http://schemas.microsoft.com/office/word/2010/wordprocessingGroup" xmlns:wpi="http://schemas.microsoft.com/office/word/2010/wordprocessingInk" xmlns:wne="http://schemas.microsoft.com/office/word/2006/wordml" xmlns:wps="http://schemas.microsoft.com/office/word/2010/wordprocessingShape" mc:Ignorable="w14 w15 w16se w16cid w16 w16cex w16sdtdh wp14">
+<w:hdr xmlns:wpc="http://schemas.microsoft.com/office/word/2010/wordprocessingCanvas" xmlns:cx="http://schemas.microsoft.com/office/drawing/2014/chartex" xmlns:cx1="http://schemas.microsoft.com/office/drawing/2015/9/8/chartex" xmlns:cx2="http://schemas.microsoft.com/office/drawing/2015/10/21/chartex" xmlns:cx3="http://schemas.microsoft.com/office/drawing/2016/5/9/chartex" xmlns:cx4="http://schemas.microsoft.com/office/drawing/2016/5/10/chartex" xmlns:cx5="http://schemas.microsoft.com/office/drawing/2016/5/11/chartex" xmlns:cx6="http://schemas.microsoft.com/office/drawing/2016/5/12/chartex" xmlns:cx7="http://schemas.microsoft.com/office/drawing/2016/5/13/chartex" xmlns:cx8="http://schemas.microsoft.com/office/drawing/2016/5/14/chartex" xmlns:mc="http://schemas.openxmlformats.org/markup-compatibility/2006" xmlns:aink="http://schemas.microsoft.com/office/drawing/2016/ink" xmlns:am3d="http://schemas.microsoft.com/office/drawing/2017/model3d" xmlns:o="urn:schemas-microsoft-com:office:office" xmlns:oel="http://schemas.microsoft.com/office/2019/extlst" xmlns:r="http://schemas.openxmlformats.org/officeDocument/2006/relationships" xmlns:m="http://schemas.openxmlformats.org/officeDocument/2006/math" xmlns:v="urn:schemas-microsoft-com:vml" xmlns:wp14="http://schemas.microsoft.com/office/word/2010/wordprocessingDrawing" xmlns:wp="http://schemas.openxmlformats.org/drawingml/2006/wordprocessingDrawing" xmlns:w10="urn:schemas-microsoft-com:office:word" xmlns:w="http://schemas.openxmlformats.org/wordprocessingml/2006/main" xmlns:w14="http://schemas.microsoft.com/office/word/2010/wordml" xmlns:w15="http://schemas.microsoft.com/office/word/2012/wordml" xmlns:w16cex="http://schemas.microsoft.com/office/word/2018/wordml/cex" xmlns:w16cid="http://schemas.microsoft.com/office/word/2016/wordml/cid" xmlns:w16="http://schemas.microsoft.com/office/word/2018/wordml" xmlns:w16du="http://schemas.microsoft.com/office/word/2023/wordml/word16du" xmlns:w16sdtdh="http://schemas.microsoft.com/office/word/2020/wordml/sdtdatahash" xmlns:w16sdtfl="http://schemas.microsoft.com/office/word/2024/wordml/sdtformatlock" xmlns:w16se="http://schemas.microsoft.com/office/word/2015/wordml/symex" xmlns:wpg="http://schemas.microsoft.com/office/word/2010/wordprocessingGroup" xmlns:wpi="http://schemas.microsoft.com/office/word/2010/wordprocessingInk" xmlns:wne="http://schemas.microsoft.com/office/word/2006/wordml" xmlns:wps="http://schemas.microsoft.com/office/word/2010/wordprocessingShape" mc:Ignorable="w14 w15 w16se w16cid w16 w16cex w16sdtdh w16sdtfl w16du wp14">
   <w:p>
     <w:pPr>
       <w:pStyle w:val="Header"/>
@@ -1509,7 +1521,7 @@
     <w:r>
       <w:tab/>
       <w:tab/>
-      <w:t>2026-06-17</w:t>
+      <w:t>2026-06-18</w:t>
       <w:br/>
       <w:br/>
     </w:r>
@@ -1526,7 +1538,7 @@
 </file>
 
 <file path=word/numbering.xml><?xml version="1.0" encoding="utf-8"?>
-<w:numbering xmlns:wpc="http://schemas.microsoft.com/office/word/2010/wordprocessingCanvas" xmlns:cx="http://schemas.microsoft.com/office/drawing/2014/chartex" xmlns:cx1="http://schemas.microsoft.com/office/drawing/2015/9/8/chartex" xmlns:cx2="http://schemas.microsoft.com/office/drawing/2015/10/21/chartex" xmlns:cx3="http://schemas.microsoft.com/office/drawing/2016/5/9/chartex" xmlns:cx4="http://schemas.microsoft.com/office/drawing/2016/5/10/chartex" xmlns:cx5="http://schemas.microsoft.com/office/drawing/2016/5/11/chartex" xmlns:cx6="http://schemas.microsoft.com/office/drawing/2016/5/12/chartex" xmlns:cx7="http://schemas.microsoft.com/office/drawing/2016/5/13/chartex" xmlns:cx8="http://schemas.microsoft.com/office/drawing/2016/5/14/chartex" xmlns:mc="http://schemas.openxmlformats.org/markup-compatibility/2006" xmlns:aink="http://schemas.microsoft.com/office/drawing/2016/ink" xmlns:am3d="http://schemas.microsoft.com/office/drawing/2017/model3d" xmlns:o="urn:schemas-microsoft-com:office:office" xmlns:oel="http://schemas.microsoft.com/office/2019/extlst" xmlns:r="http://schemas.openxmlformats.org/officeDocument/2006/relationships" xmlns:m="http://schemas.openxmlformats.org/officeDocument/2006/math" xmlns:v="urn:schemas-microsoft-com:vml" xmlns:wp14="http://schemas.microsoft.com/office/word/2010/wordprocessingDrawing" xmlns:wp="http://schemas.openxmlformats.org/drawingml/2006/wordprocessingDrawing" xmlns:w10="urn:schemas-microsoft-com:office:word" xmlns:w="http://schemas.openxmlformats.org/wordprocessingml/2006/main" xmlns:w14="http://schemas.microsoft.com/office/word/2010/wordml" xmlns:w15="http://schemas.microsoft.com/office/word/2012/wordml" xmlns:w16cex="http://schemas.microsoft.com/office/word/2018/wordml/cex" xmlns:w16cid="http://schemas.microsoft.com/office/word/2016/wordml/cid" xmlns:w16="http://schemas.microsoft.com/office/word/2018/wordml" xmlns:w16sdtdh="http://schemas.microsoft.com/office/word/2020/wordml/sdtdatahash" xmlns:w16se="http://schemas.microsoft.com/office/word/2015/wordml/symex" xmlns:wpg="http://schemas.microsoft.com/office/word/2010/wordprocessingGroup" xmlns:wpi="http://schemas.microsoft.com/office/word/2010/wordprocessingInk" xmlns:wne="http://schemas.microsoft.com/office/word/2006/wordml" xmlns:wps="http://schemas.microsoft.com/office/word/2010/wordprocessingShape" mc:Ignorable="w14 w15 w16se w16cid w16 w16cex w16sdtdh wp14">
+<w:numbering xmlns:wpc="http://schemas.microsoft.com/office/word/2010/wordprocessingCanvas" xmlns:cx="http://schemas.microsoft.com/office/drawing/2014/chartex" xmlns:cx1="http://schemas.microsoft.com/office/drawing/2015/9/8/chartex" xmlns:cx2="http://schemas.microsoft.com/office/drawing/2015/10/21/chartex" xmlns:cx3="http://schemas.microsoft.com/office/drawing/2016/5/9/chartex" xmlns:cx4="http://schemas.microsoft.com/office/drawing/2016/5/10/chartex" xmlns:cx5="http://schemas.microsoft.com/office/drawing/2016/5/11/chartex" xmlns:cx6="http://schemas.microsoft.com/office/drawing/2016/5/12/chartex" xmlns:cx7="http://schemas.microsoft.com/office/drawing/2016/5/13/chartex" xmlns:cx8="http://schemas.microsoft.com/office/drawing/2016/5/14/chartex" xmlns:mc="http://schemas.openxmlformats.org/markup-compatibility/2006" xmlns:aink="http://schemas.microsoft.com/office/drawing/2016/ink" xmlns:am3d="http://schemas.microsoft.com/office/drawing/2017/model3d" xmlns:o="urn:schemas-microsoft-com:office:office" xmlns:oel="http://schemas.microsoft.com/office/2019/extlst" xmlns:r="http://schemas.openxmlformats.org/officeDocument/2006/relationships" xmlns:m="http://schemas.openxmlformats.org/officeDocument/2006/math" xmlns:v="urn:schemas-microsoft-com:vml" xmlns:wp14="http://schemas.microsoft.com/office/word/2010/wordprocessingDrawing" xmlns:wp="http://schemas.openxmlformats.org/drawingml/2006/wordprocessingDrawing" xmlns:w10="urn:schemas-microsoft-com:office:word" xmlns:w="http://schemas.openxmlformats.org/wordprocessingml/2006/main" xmlns:w14="http://schemas.microsoft.com/office/word/2010/wordml" xmlns:w15="http://schemas.microsoft.com/office/word/2012/wordml" xmlns:w16cex="http://schemas.microsoft.com/office/word/2018/wordml/cex" xmlns:w16cid="http://schemas.microsoft.com/office/word/2016/wordml/cid" xmlns:w16="http://schemas.microsoft.com/office/word/2018/wordml" xmlns:w16du="http://schemas.microsoft.com/office/word/2023/wordml/word16du" xmlns:w16sdtdh="http://schemas.microsoft.com/office/word/2020/wordml/sdtdatahash" xmlns:w16sdtfl="http://schemas.microsoft.com/office/word/2024/wordml/sdtformatlock" xmlns:w16se="http://schemas.microsoft.com/office/word/2015/wordml/symex" xmlns:wpg="http://schemas.microsoft.com/office/word/2010/wordprocessingGroup" xmlns:wpi="http://schemas.microsoft.com/office/word/2010/wordprocessingInk" xmlns:wne="http://schemas.microsoft.com/office/word/2006/wordml" xmlns:wps="http://schemas.microsoft.com/office/word/2010/wordprocessingShape" mc:Ignorable="w14 w15 w16se w16cid w16 w16cex w16sdtdh w16sdtfl w16du wp14">
   <w:abstractNum w:abstractNumId="0" w15:restartNumberingAfterBreak="0">
     <w:nsid w:val="FFFFFF7C"/>
     <w:multiLevelType w:val="singleLevel"/>
@@ -1729,7 +1741,7 @@
 </file>
 
 <file path=word/styles.xml><?xml version="1.0" encoding="utf-8"?>
-<w:styles xmlns:mc="http://schemas.openxmlformats.org/markup-compatibility/2006" xmlns:r="http://schemas.openxmlformats.org/officeDocument/2006/relationships" xmlns:w="http://schemas.openxmlformats.org/wordprocessingml/2006/main" xmlns:w14="http://schemas.microsoft.com/office/word/2010/wordml" xmlns:w15="http://schemas.microsoft.com/office/word/2012/wordml" xmlns:w16cex="http://schemas.microsoft.com/office/word/2018/wordml/cex" xmlns:w16cid="http://schemas.microsoft.com/office/word/2016/wordml/cid" xmlns:w16="http://schemas.microsoft.com/office/word/2018/wordml" xmlns:w16sdtdh="http://schemas.microsoft.com/office/word/2020/wordml/sdtdatahash" xmlns:w16se="http://schemas.microsoft.com/office/word/2015/wordml/symex" mc:Ignorable="w14 w15 w16se w16cid w16 w16cex w16sdtdh">
+<w:styles xmlns:mc="http://schemas.openxmlformats.org/markup-compatibility/2006" xmlns:r="http://schemas.openxmlformats.org/officeDocument/2006/relationships" xmlns:w="http://schemas.openxmlformats.org/wordprocessingml/2006/main" xmlns:w14="http://schemas.microsoft.com/office/word/2010/wordml" xmlns:w15="http://schemas.microsoft.com/office/word/2012/wordml" xmlns:w16cex="http://schemas.microsoft.com/office/word/2018/wordml/cex" xmlns:w16cid="http://schemas.microsoft.com/office/word/2016/wordml/cid" xmlns:w16="http://schemas.microsoft.com/office/word/2018/wordml" xmlns:w16du="http://schemas.microsoft.com/office/word/2023/wordml/word16du" xmlns:w16sdtdh="http://schemas.microsoft.com/office/word/2020/wordml/sdtdatahash" xmlns:w16sdtfl="http://schemas.microsoft.com/office/word/2024/wordml/sdtformatlock" xmlns:w16se="http://schemas.microsoft.com/office/word/2015/wordml/symex" mc:Ignorable="w14 w15 w16se w16cid w16 w16cex w16sdtdh w16sdtfl w16du">
   <w:docDefaults>
     <w:rPrDefault>
       <w:rPr>
@@ -2487,7 +2499,7 @@
     <w:link w:val="TitleChar"/>
     <w:uiPriority w:val="10"/>
     <w:qFormat/>
-    <w:rsid w:val="007106C8"/>
+    <w:rsid w:val="00E854FA"/>
     <w:pPr>
       <w:spacing w:after="300" w:line="240" w:lineRule="auto"/>
       <w:contextualSpacing/>
@@ -2497,7 +2509,7 @@
       <w:rFonts w:eastAsiaTheme="majorEastAsia" w:cstheme="majorBidi"/>
       <w:spacing w:val="5"/>
       <w:kern w:val="28"/>
-      <w:sz w:val="52"/>
+      <w:sz w:val="40"/>
       <w:szCs w:val="52"/>
       <w:lang w:val="sv-SE" w:eastAsia="en-US" w:bidi="ar-SA"/>
     </w:rPr>
@@ -2507,12 +2519,12 @@
     <w:basedOn w:val="DefaultParagraphFont"/>
     <w:link w:val="Title"/>
     <w:uiPriority w:val="10"/>
-    <w:rsid w:val="007106C8"/>
+    <w:rsid w:val="00E854FA"/>
     <w:rPr>
       <w:rFonts w:ascii="Times New Roman" w:eastAsiaTheme="majorEastAsia" w:hAnsi="Times New Roman" w:cstheme="majorBidi"/>
       <w:spacing w:val="5"/>
       <w:kern w:val="28"/>
-      <w:sz w:val="52"/>
+      <w:sz w:val="40"/>
       <w:szCs w:val="52"/>
       <w:lang w:val="sv-SE" w:eastAsia="en-US" w:bidi="ar-SA"/>
     </w:rPr>

--- a/klagomål/A 61826-2025 FSC-klagomål.docx
+++ b/klagomål/A 61826-2025 FSC-klagomål.docx
@@ -1521,7 +1521,7 @@
     <w:r>
       <w:tab/>
       <w:tab/>
-      <w:t>2026-06-18</w:t>
+      <w:t>2026-06-19</w:t>
       <w:br/>
       <w:br/>
     </w:r>

--- a/klagomål/A 61826-2025 FSC-klagomål.docx
+++ b/klagomål/A 61826-2025 FSC-klagomål.docx
@@ -1521,7 +1521,7 @@
     <w:r>
       <w:tab/>
       <w:tab/>
-      <w:t>2026-06-19</w:t>
+      <w:t>2026-06-20</w:t>
       <w:br/>
       <w:br/>
     </w:r>

--- a/klagomål/A 61826-2025 FSC-klagomål.docx
+++ b/klagomål/A 61826-2025 FSC-klagomål.docx
@@ -168,38 +168,7 @@
     </w:p>
     <w:p>
       <w:r>
-        <w:t>Detta dokument behandlar höga naturvärden i avverkningsanmälan A 61826-2025 i Sundsvalls kommun som inkom 2025-12-12 och omfattar 10,2 ha.</w:t>
-      </w:r>
-    </w:p>
-    <w:p>
-      <w:r>
-        <w:t>Nedan presenteras fynd av naturvårdsarter och fridlysta arter som gjorts i det avverkningsanmälda området, samt relevanta utdrag ur standarderna för FSC, Chain of Custody, Controlled Wood och PEFC. I BILAGA 1 finns artfakta om fridlysta och rödlistade arter.</w:t>
-      </w:r>
-    </w:p>
-    <w:p>
-      <w:r>
-        <w:t>Vi förväntar oss att ni återkommer med ett skriftligt svar på vårt klagomål och även beskriver vilka korrigerande åtgärder ni satt in för att rätta till identifierade brister i er efterlevnad av den svenska FSC standarden.</w:t>
-      </w:r>
-    </w:p>
-    <w:p>
-      <w:pPr>
-        <w:pStyle w:val="Heading1"/>
-      </w:pPr>
-      <w:r>
-        <w:t>Naturvårdsarter</w:t>
-      </w:r>
-    </w:p>
-    <w:p>
-      <w:r>
-        <w:t>I och inom 2 meter från avverkningsanmälan har följande 19 naturvårdsarter hittats: aspgelélav (VU, T), fläckporing (VU, T), garnlav (VU, T), blågrå svartspik (NT), doftskinn (NT, T), lunglav (NT, T), rosenticka (NT, T), tallticka (NT, T), tretåig hackspett (NT, T, §4), ullticka (NT, T), vedflamlav (NT), vedskivlav (NT, T), violettgrå tagellav (NT, T), bronshjon (S, T), korallblylav (S, T), stuplav (S, T), vedticka (S, T), vågbandad barkbock (S) och kungsfågel (§4). Av dessa är 13 rödlistade. För rödlistade arter har rödlistekategorin angivits inom parentes. Arter som är signalarter enligt Skogsstyrelsen har markerats med (S). Typiska arter inom Natura 2000 som är kopplade till skogsekosystem har markerats med (T). För fridlysta arter anges även paragrafen i Artskyddsförordningen som arten är fridlyst enligt.</w:t>
-      </w:r>
-    </w:p>
-    <w:p>
-      <w:r>
-        <w:t>De påträffade naturvårdsarterna är ett tydligt kvitto på att det rör sig om en skog med höga naturvärden.</w:t>
-      </w:r>
-      <w:r>
-        <w:t xml:space="preserve"> I Figur 1 visas fyndplatser för naturvårdsarter i området, som finns registrerade på Artportalen.</w:t>
+        <w:t>Detta klagomål behandlar höga naturvärden i avverkningsanmälan A 61826-2025 i Sundsvalls kommun som inkom 2025-12-12 och omfattar 10,2 ha.</w:t>
       </w:r>
     </w:p>
     <w:p>
@@ -247,34 +216,249 @@
         <w:spacing w:after="240"/>
       </w:pPr>
       <w:r>
-        <w:t>Figur 1. Fyndplatser för naturvårdsarter i och inom 2 meter från avverkningsanmälan (röd linje). Markörer utan svart kant är placerade på fyndplatsen. Markörer med svart kant är placerade vid sidan av fyndplatsen och har ett svart streck som visar fyndplatsens exakta position. Kartans mittpunktskoordinat är N 6895778, E 621492 i SWEREF 99 TM.</w:t>
+        <w:t>Figur 1. Fyndplatser för naturvårdsarter i och inom 2 meter från avverkningsanmälan. Markörer utan svart kant är placerade på fyndplatsen. Markörer med svart kant är placerade vid sidan av fyndplatsen har ett svart streck som visar fyndplatsens exakta position. Kartans mittpunktskoordinat är N 6895778, E 621492 i SWEREF 99 TM.</w:t>
+      </w:r>
+    </w:p>
+    <w:p>
+      <w:r>
+        <w:t>I och inom 2 meter från avverkningsanmälan finns fynd av 19 naturvårdsarter, varav 13 är rödlistade, 2 är fridlysta, 15 är typiska (T) och 5 är signalarter (S): aspgelélav (VU, T), fläckporing (VU, T), garnlav (VU, T), blågrå svartspik (NT), doftskinn (NT, T), lunglav (NT, T), rosenticka (NT, T), tallticka (NT, T), tretåig hackspett (NT, T, §4), ullticka (NT, T), vedflamlav (NT), vedskivlav (NT, T), violettgrå tagellav (NT, T), bronshjon (S, T), korallblylav (S, T), stuplav (S, T), vedticka (S, T), vågbandad barkbock (S) och kungsfågel (§4). Se Figur 1.</w:t>
+      </w:r>
+    </w:p>
+    <w:p>
+      <w:r>
+        <w:t>Nedan presenteras relevanta utdrag ur standarderna för FSC, Chain of Custody, Controlled Wood och PEFC.</w:t>
+      </w:r>
+    </w:p>
+    <w:p>
+      <w:r>
+        <w:t>Vi förväntar oss att ni återkommer med ett skriftligt svar på vårt klagomål och även beskriver vilka korrigerande åtgärder ni satt in för att rätta till identifierade brister i er efterlevnad av den svenska FSC standarden.</w:t>
       </w:r>
     </w:p>
     <w:p>
       <w:pPr>
-        <w:pStyle w:val="Heading2"/>
+        <w:pStyle w:val="Heading1"/>
       </w:pPr>
       <w:r>
-        <w:t>Fridlysta arter</w:t>
+        <w:t>Naturvårdsarter och fridlysta arter</w:t>
       </w:r>
     </w:p>
     <w:p>
       <w:r>
-        <w:t>Följande fridlysta arter har sina livsmiljöer och växtplatser i den avverkningsanmälda skogen: tretåig hackspett (NT, T, §4) och kungsfågel (§4).</w:t>
+        <w:t>Nedan följer beskrivningar av de naturvårdsarter och fridlysta arter som har sina livsmiljöer och växtplatser i den avverkningsanmälda skogen. Se även ytterligare artfakta i BILAGA 1. De påträffade naturvårdsarterna är ett tydligt kvitto på att det rör sig om en skog med höga naturvärden.</w:t>
       </w:r>
     </w:p>
     <w:p>
-      <w:r>
-        <w:t xml:space="preserve">Observera att medlemsländerna är skyldiga att agera i enlighet med EU:s fågeldirektiv där det uttryckligen står att direktivet gäller för fåglar samt för deras ägg, bon och </w:t>
-      </w:r>
       <w:r>
         <w:rPr>
           <w:b/>
         </w:rPr>
-        <w:t xml:space="preserve">livsmiljöer </w:t>
-      </w:r>
-      <w:r>
-        <w:t>(artikel 1). Vidare att de åtgärder som vidtas inte får leda till en försämring av den nuvarande situationen beträffande bevarandet av de fågelarter som avses i artikel 1 (artikel 13). Fågeldirektivet är styrande för tillsynsansvariga myndigheters ärendehantering, ställningstaganden och beslutsfattande.</w:t>
+        <w:t>Aspgelélav (VU)</w:t>
+      </w:r>
+      <w:r>
+        <w:t xml:space="preserve"> växer praktiskt taget enbart på asp i skog med hög luftfuktighet. Aspgelélav missgynnas vid slutavverkning. I norra Sverige hotas arten genom slutavverkning av äldre barrskog med åldriga aspar, ofta på skogsbergens sluttningar. Arten försvinner på aspar som lämnas kvar på hyggen. Aspgelélav (VU) är typisk art för </w:t>
+      </w:r>
+      <w:r>
+        <w:rPr>
+          <w:i/>
+        </w:rPr>
+        <w:t>9010 Taiga</w:t>
+      </w:r>
+      <w:r>
+        <w:t xml:space="preserve"> (SLU Artdatabanken, 2024).</w:t>
+      </w:r>
+    </w:p>
+    <w:p>
+      <w:r>
+        <w:rPr>
+          <w:b/>
+        </w:rPr>
+        <w:t>Fläckporing (VU)</w:t>
+      </w:r>
+      <w:r>
+        <w:t xml:space="preserve"> är en mycket bra signalart som visar på tallnaturskogar med höga naturvärden. Den är placerad högst upp i Skogsstyrelsens värdepyramid för bedömning av skog med höga naturvärden och indikerar områden som är mer eller mindre opåverkade av skogsbruk och där det funnits en kontinuitet av tallågor i olika nedbrytningsstadier. För att på lång sikt bibehålla livskraftiga populationer i ett område behövs troligen större skyddade områden som tillåter att man upprätthåller en naturlig branddynamik. Fläckporing är typisk art för </w:t>
+      </w:r>
+      <w:r>
+        <w:rPr>
+          <w:i/>
+        </w:rPr>
+        <w:t>9010 Taiga</w:t>
+      </w:r>
+      <w:r>
+        <w:t xml:space="preserve"> (SLU Artdatabanken, 2024; Nitare &amp; Skogsstyrelsen, 2019).</w:t>
+      </w:r>
+    </w:p>
+    <w:p>
+      <w:r>
+        <w:rPr>
+          <w:b/>
+        </w:rPr>
+        <w:t>Garnlav (VU)</w:t>
+      </w:r>
+      <w:r>
+        <w:t xml:space="preserve"> är en utpräglad barrskogsart som ibland kan drapera träden i norrländska grannaturskogar med hög luftfuktighet. Den förekommer även i talldominerade bestånd där den, förutom i trädens grenverk, påträffas hängande över ojämnheter i tallbarken. Arten har minskat starkt i södra och mellersta Sverige och den minskar även i sitt nordliga utbredningsområde. Minskningstakten uppgår till 30 (20–50) % inom 50 år och överstiger gränsvärdet för Sårbar (VU). Orsaken till tillbakagången beror främst på slutavverkningar av naturskogsartade skogar. Bestånd med riklig förekomst bör regelmässigt sparas, vilket även gynnar flera andra sällsynta och rödlistade arter. Garnlav är värdväxt för den mycket sällsynta och akut hotade fjärilen barrskogslavfly (CR) som hör hemma i boreala barrskogar med riklig förekomst av värdväxten. Tidigare kunde arten konstateras årligen på flera platser vid Dala-Floda i Dalarna innan lokalerna kalavverkades. Senaste fyndet i landet av barrskogslavfly är från år 2000 då den påträffades vid Högberget i Sollefteå kommun. Garnlav är typisk art för </w:t>
+      </w:r>
+      <w:r>
+        <w:rPr>
+          <w:i/>
+        </w:rPr>
+        <w:t xml:space="preserve">9010 Taiga </w:t>
+      </w:r>
+      <w:r>
+        <w:t>och</w:t>
+      </w:r>
+      <w:r>
+        <w:rPr>
+          <w:i/>
+        </w:rPr>
+        <w:t xml:space="preserve"> 9070 Trädklädd betesmark</w:t>
+      </w:r>
+      <w:r>
+        <w:t xml:space="preserve"> (SLU Artdatabanken, 2026).</w:t>
+      </w:r>
+    </w:p>
+    <w:p>
+      <w:r>
+        <w:rPr>
+          <w:b/>
+        </w:rPr>
+        <w:t>Blågrå svartspik (NT)</w:t>
+      </w:r>
+      <w:r>
+        <w:t xml:space="preserve"> växer på torr, hård ved av gamla, solbelysta torrakor, högstubbar av tall och grova döda grenar på levande tallar i öppna bestånd av naturskogskaraktär. Nästan alltid rör det sig om tjärrika torrträd och högstubbar (töreved, keloträd) som kan vara en bra bit över hundra år, i vissa fall sannolikt hundratals år gamla. Skogsbruk är idag det allvarligaste hotet. Ett långsiktigt hot är att nybildningen av gamla torrakor och högstubbar är en långsam process vilken ofta är beroende av skogsbrand. Nytt substrat bildas numera sannolikt nästan inte alls då antalet naturliga skogsbränder har minskat drastiskt på grund av effektivare brandbekämpning. Döda träd som lämnas efter avverkning är inte lämpliga för arten, eftersom dessa träd inte varit utsatta för skogsbrand och bildat tjärrik ved. Skogsbruksåtgärder på eller i närheten av växtplatserna bör undvikas. Naturskogsartade skogar med förekomst av arten indikerar höga biologiska värden och bör bevaras. Blågrå svartspik har en mycket begränsad utbredning utanför de nordiska länderna varför dessa länder har ett speciellt ansvar för arten (SLU Artdatabanken, 2024).</w:t>
+      </w:r>
+    </w:p>
+    <w:p>
+      <w:r>
+        <w:rPr>
+          <w:b/>
+        </w:rPr>
+        <w:t>Doftskinn (NT)</w:t>
+      </w:r>
+      <w:r>
+        <w:t xml:space="preserve">, rödlistad som nära hotad, är en mycket bra signalart för boreal granskog och indikerar ett gran-skogsekosystem med lång kontinuitet av grova lågor. Arten är placerad i toppen av Skogsstyrelsens värdepyramid för bedömning av skog med höga naturvärden och har klassats som en “urskogsindikator”, då den förekommer med ett tydligt optimum i helt eller nästan helt orörda skogar. Doftskinn är typisk art för </w:t>
+      </w:r>
+      <w:r>
+        <w:rPr>
+          <w:i/>
+        </w:rPr>
+        <w:t xml:space="preserve">9010 Taiga </w:t>
+      </w:r>
+      <w:r>
+        <w:t>(SLU Artdatabanken, 2025; Nitare &amp; Skogsstyrelsen, 2019).</w:t>
+      </w:r>
+    </w:p>
+    <w:p>
+      <w:r>
+        <w:rPr>
+          <w:b/>
+        </w:rPr>
+        <w:t>Lunglav (NT)</w:t>
+      </w:r>
+      <w:r>
+        <w:t xml:space="preserve"> är en av vårt lands främsta signalarter som överallt indikerar gamla lövträd, skogsbestånd med höga naturvärden och ekosystem med långskoglig kontinuitet. Lokalt kan förekomsten vara mycket riklig men den hittas nästan enbart i gamla och ej slutavverkade skogar. Artens samtliga förekomster bör uppmärksammas från naturvårdssynpunkt, då många lokaler även hyser andra ovanliga och rödlistade arter. Rikliga förekomster bör skyddas med biotopskydd, frivilliga avsättningar eller reservat. På lunglav kan de sällsynta lavparasiterna lunglavshårprick (CR), </w:t>
+      </w:r>
+      <w:r>
+        <w:rPr>
+          <w:i/>
+        </w:rPr>
+        <w:t>Abrothallus diederichii</w:t>
+      </w:r>
+      <w:r>
+        <w:t xml:space="preserve"> (VU), </w:t>
+      </w:r>
+      <w:r>
+        <w:rPr>
+          <w:i/>
+        </w:rPr>
+        <w:t>Abrothallus lobariae</w:t>
+      </w:r>
+      <w:r>
+        <w:t xml:space="preserve"> (VU), </w:t>
+      </w:r>
+      <w:r>
+        <w:rPr>
+          <w:i/>
+        </w:rPr>
+        <w:t>Calycina lobariae</w:t>
+      </w:r>
+      <w:r>
+        <w:t xml:space="preserve"> (VU), lunglavsknapp (VU) och skrovelmössing (VU) påträffas. Lunglav är typisk art för </w:t>
+      </w:r>
+      <w:r>
+        <w:rPr>
+          <w:i/>
+        </w:rPr>
+        <w:t>9010 Taiga, 9020 Nordlig ädellövskog, 9110 Näringsfattig bokskog, 9130 Näringsrik bokskog, 9160 Näringsrik ekskog, 9180 Ädellövskog i branter, 9190 Näringsfattig ekskog, 9070 Trädklädd betesmark, 9040 Fjällbjörkskog</w:t>
+      </w:r>
+      <w:r>
+        <w:t xml:space="preserve"> och</w:t>
+      </w:r>
+      <w:r>
+        <w:rPr>
+          <w:i/>
+        </w:rPr>
+        <w:t xml:space="preserve"> 6530 Lövängar</w:t>
+      </w:r>
+      <w:r>
+        <w:t xml:space="preserve"> (SLU Artdatabanken, 2026; Nitare &amp; Skogsstyrelsen, 2019).</w:t>
+      </w:r>
+    </w:p>
+    <w:p>
+      <w:r>
+        <w:rPr>
+          <w:b/>
+        </w:rPr>
+        <w:t>Rosenticka (NT)</w:t>
+      </w:r>
+      <w:r>
+        <w:t xml:space="preserve">, rödlistad som nära hotad, ingår i en karaktäristisk association av vedsvampar som växer på gamla, grova granlågor i urskogsartade barrskogar. Den är placerad i toppen av Skogsstyrelsens värdepyramid för bedömning av skog med höga naturvärden och indikerar ett granskogsekosystem med långvarig kontinuitet av grova lågor. Artens beroende av grova granlågor innebär att alla skogsskötselåtgärder på eller i omedelbar närhet av lokalerna utgör ett hot på lång sikt. Det är angeläget att populationerna inte ytterligare glesas ut och ett tillräckligt antal områden där arten nu finns måste sparas för framtiden. Rosenticka är typisk art för </w:t>
+      </w:r>
+      <w:r>
+        <w:rPr>
+          <w:i/>
+        </w:rPr>
+        <w:t xml:space="preserve">9010 Taiga </w:t>
+      </w:r>
+      <w:r>
+        <w:t xml:space="preserve">och </w:t>
+      </w:r>
+      <w:r>
+        <w:rPr>
+          <w:i/>
+        </w:rPr>
+        <w:t>9050 Näringsrik granskog</w:t>
+      </w:r>
+      <w:r>
+        <w:t xml:space="preserve"> (Nitare &amp; Skogsstyrelsen, 2019; SLU Artdatabanken, 2024).</w:t>
+      </w:r>
+    </w:p>
+    <w:p>
+      <w:r>
+        <w:rPr>
+          <w:b/>
+        </w:rPr>
+        <w:t xml:space="preserve">Tallticka (NT) </w:t>
+      </w:r>
+      <w:r>
+        <w:t xml:space="preserve">uppträder först på tallar som är 100–150 år gamla men är vanligast på träd som är runt 150–200 år eller äldre. I skogslandskapet är den främst knuten till tallnaturskogar och restbiotoper med biologiskt gamla träd och signalerar vanligtvis skyddsvärda tallbestånd med höga naturvärden. Tallticka är typisk art för </w:t>
+      </w:r>
+      <w:r>
+        <w:rPr>
+          <w:i/>
+        </w:rPr>
+        <w:t xml:space="preserve">9010 Taiga </w:t>
+      </w:r>
+      <w:r>
+        <w:t xml:space="preserve">och </w:t>
+      </w:r>
+      <w:r>
+        <w:rPr>
+          <w:i/>
+        </w:rPr>
+        <w:t>9060 Åsbarrskog</w:t>
+      </w:r>
+      <w:r>
+        <w:t xml:space="preserve"> (SLU Artdatabanken, 2023; Nitare &amp; Skogsstyrelsen, 2019).</w:t>
       </w:r>
     </w:p>
     <w:p>
@@ -308,26 +492,89 @@
     </w:p>
     <w:p>
       <w:r>
-        <w:t>I BILAGA 1 finns mer detaljerad information om ekologi samt krav på livsmiljö hos fridlysta arter.</w:t>
-      </w:r>
-    </w:p>
-    <w:p>
-      <w:pPr>
-        <w:pStyle w:val="Heading2"/>
-      </w:pPr>
-      <w:r>
-        <w:t>Övriga naturvårdsarter</w:t>
-      </w:r>
-    </w:p>
-    <w:p>
-      <w:r>
         <w:rPr>
           <w:b/>
         </w:rPr>
-        <w:t>Aspgelélav (VU)</w:t>
-      </w:r>
-      <w:r>
-        <w:t xml:space="preserve"> växer praktiskt taget enbart på asp i skog med hög luftfuktighet. Aspgelélav missgynnas vid slutavverkning. I norra Sverige hotas arten genom slutavverkning av äldre barrskog med åldriga aspar, ofta på skogsbergens sluttningar. Arten försvinner på aspar som lämnas kvar på hyggen. Aspgelélav (VU) är typisk art för </w:t>
+        <w:t>Ullticka (NT)</w:t>
+      </w:r>
+      <w:r>
+        <w:t xml:space="preserve"> är knuten till restbestånd av barrnaturskog och förekommer med ett tydligt optimum i orörda eller måttligt påverkade gamla granskogar där det föreligger viss kontinuitet av grov död ved. Ullticka är en bra signalart inom hela sitt utbredningsområde och i södra Sverige är den sällsynt och en god signalart för skyddsvärda granskogsmiljöer. Den hotas av avverkning och fragmentering av naturskog och äldre granskog med lång trädkontinuitet. På ullticka kan ibland ulltickeporing (VU) påträffas - det är en sällsynt ticka som nyligen delats upp i de tre olika arterna ulltickeporing </w:t>
+      </w:r>
+      <w:r>
+        <w:rPr>
+          <w:i/>
+        </w:rPr>
+        <w:t xml:space="preserve">Skeletocutis brevispora </w:t>
+      </w:r>
+      <w:r>
+        <w:t>(VU)</w:t>
+      </w:r>
+      <w:r>
+        <w:rPr>
+          <w:i/>
+        </w:rPr>
+        <w:t>, Skeletocutis delicata</w:t>
+      </w:r>
+      <w:r>
+        <w:t xml:space="preserve"> (VU)</w:t>
+      </w:r>
+      <w:r>
+        <w:rPr>
+          <w:i/>
+        </w:rPr>
+        <w:t xml:space="preserve"> och Skeletocutis exilis</w:t>
+      </w:r>
+      <w:r>
+        <w:t xml:space="preserve"> (NT). Ullticka är typisk art för </w:t>
+      </w:r>
+      <w:r>
+        <w:rPr>
+          <w:i/>
+        </w:rPr>
+        <w:t xml:space="preserve">9010 Taiga, 9050 Näringsrik granskog </w:t>
+      </w:r>
+      <w:r>
+        <w:t xml:space="preserve">och </w:t>
+      </w:r>
+      <w:r>
+        <w:rPr>
+          <w:i/>
+        </w:rPr>
+        <w:t>9030 Landhöjningsskog</w:t>
+      </w:r>
+      <w:r>
+        <w:t xml:space="preserve"> (SLU Artdatabanken, 2026; Nitare &amp; Skogsstyrelsen, 2019; Miettinen &amp; Niemelä, 2018).</w:t>
+      </w:r>
+    </w:p>
+    <w:p>
+      <w:r>
+        <w:rPr>
+          <w:b/>
+        </w:rPr>
+        <w:t>Vedflamlav (NT)</w:t>
+      </w:r>
+      <w:r>
+        <w:t xml:space="preserve"> växer på gammal hård och torr, exponerad kärnved av tall, främst på högstubbar i ljusöppna lägen, t.ex. vid och på myrar, sjökanter, i glesa hällmarkskogar och i brandpräglade tallnaturskogar. Substratet nyskapas i begränsad omfattning och arten är en utmärkt indikator på höga naturvärden i denna skogstyp. Tall- och barrblandskogar med naturskogskaraktär och spår av bränder har ofta höga biologiska värden och bör skyddas. På vedflamlavens bål kan den sällsynta spiklaven/parasiten </w:t>
+      </w:r>
+      <w:r>
+        <w:rPr>
+          <w:i/>
+        </w:rPr>
+        <w:t>Calicium ramboldiicola</w:t>
+      </w:r>
+      <w:r>
+        <w:t xml:space="preserve"> (VU) påträffas (SLU Artdatabanken, 2026).</w:t>
+      </w:r>
+    </w:p>
+    <w:p>
+      <w:r>
+        <w:rPr>
+          <w:b/>
+        </w:rPr>
+        <w:t>Vedskivlav (NT)</w:t>
+      </w:r>
+      <w:r>
+        <w:t xml:space="preserve"> växer på gammal, torr, exponerad, hård kärnved av framförallt tall i naturskogsartade bestånd. Avverkning av tallskog av naturskogskaraktär med spår av återkommande bränder är ett hot. Mängden lämplig ved att växa på för vedskivlav minskar, dels på grund av naturlig nedbrytning men framförallt på grund av att de förstörs i samband med slutavverkningar, gallringar och markberedning. Tall- och blandbarrskogar av naturskogskaraktär med spår av återkommande bränder bör skyddas. Vedskivlav är typisk art för </w:t>
       </w:r>
       <w:r>
         <w:rPr>
@@ -344,10 +591,19 @@
         <w:rPr>
           <w:b/>
         </w:rPr>
-        <w:t>Blågrå svartspik (NT)</w:t>
-      </w:r>
-      <w:r>
-        <w:t xml:space="preserve"> växer på torr, hård ved av gamla, solbelysta torrakor, högstubbar av tall och grova döda grenar på levande tallar i öppna bestånd av naturskogskaraktär. Nästan alltid rör det sig om tjärrika torrträd och högstubbar (töreved, keloträd) som kan vara en bra bit över hundra år, i vissa fall sannolikt hundratals år gamla. Skogsbruk är idag det allvarligaste hotet. Ett långsiktigt hot är att nybildningen av gamla torrakor och högstubbar är en långsam process vilken ofta är beroende av skogsbrand. Nytt substrat bildas numera sannolikt nästan inte alls då antalet naturliga skogsbränder har minskat drastiskt på grund av effektivare brandbekämpning. Döda träd som lämnas efter avverkning är inte lämpliga för arten, eftersom dessa träd inte varit utsatta för skogsbrand och bildat tjärrik ved. Skogsbruksåtgärder på eller i närheten av växtplatserna bör undvikas. Naturskogsartade skogar med förekomst av arten indikerar höga biologiska värden och bör bevaras. Blågrå svartspik har en mycket begränsad utbredning utanför de nordiska länderna varför dessa länder har ett speciellt ansvar för arten (SLU Artdatabanken, 2024).</w:t>
+        <w:t>Violettgrå tagellav (NT)</w:t>
+      </w:r>
+      <w:r>
+        <w:t xml:space="preserve"> växer nästan uteslutande i gamla olikåldriga barrnaturskogar med lång skoglig kontinuitet och är en utmärkt signal på skog med höga naturvärden. Slutavverkning av tidigare aldrig slutavverkad skog (kontinuitetsskog) är det största hotet. Biotopen nyskapas i begränsad omfattning och barrskog äldre än 160 år, där den violettgrå tagellaven huvudsakligen påträffas har minskat med 50% de senaste 50 åren. Lågproduktiv skogsmark där laven förekommer bör undantas från skogsbruk och rika förekomster i äldre granskog bör skyddas. Arten är känslig för uttorkning och det är väsentligt att tillräckligt stora bestånd avsätts. Violettgrå tagellav är typisk art för </w:t>
+      </w:r>
+      <w:r>
+        <w:rPr>
+          <w:i/>
+        </w:rPr>
+        <w:t>9010 Taiga</w:t>
+      </w:r>
+      <w:r>
+        <w:t xml:space="preserve"> (SLU Artdatabanken, 2024; Nitare &amp; Skogsstyrelsen, 2019).</w:t>
       </w:r>
     </w:p>
     <w:p>
@@ -375,10 +631,95 @@
         <w:rPr>
           <w:b/>
         </w:rPr>
-        <w:t>Doftskinn (NT)</w:t>
-      </w:r>
-      <w:r>
-        <w:t xml:space="preserve">, rödlistad som nära hotad, är en mycket bra signalart för boreal granskog och indikerar ett gran-skogsekosystem med lång kontinuitet av grova lågor. Arten är placerad i toppen av Skogsstyrelsens värdepyramid för bedömning av skog med höga naturvärden och har klassats som en “urskogsindikator”, då den förekommer med ett tydligt optimum i helt eller nästan helt orörda skogar. Doftskinn är typisk art för </w:t>
+        <w:t>Korallblylav</w:t>
+      </w:r>
+      <w:r>
+        <w:t xml:space="preserve"> växer på bark av asp, ask, rönn, sälg, bok och lönn och signalerar överallt skogsbestånd med höga naturvärden och den följs nästan alltid av andra ovanliga och rödlistade arter. Den indikerar hög och jämn luftfuktighet och växer främst i områden med lång skoglig kontinuitet där det funnits ett ständigt inslag av gamla lövträd. Korallblylav är typisk art för </w:t>
+      </w:r>
+      <w:r>
+        <w:rPr>
+          <w:i/>
+        </w:rPr>
+        <w:t xml:space="preserve">9020 Nordlig ädellövskog, 9070 Trädklädd betesmark, 9160 Näringsrik ekskog, 9180 Ädellövskog i branter </w:t>
+      </w:r>
+      <w:r>
+        <w:t>och</w:t>
+      </w:r>
+      <w:r>
+        <w:rPr>
+          <w:i/>
+        </w:rPr>
+        <w:t xml:space="preserve"> 9190 Näringsfattig ekskog</w:t>
+      </w:r>
+      <w:r>
+        <w:t xml:space="preserve"> (SLU Artdatabanken, 2024; Nitare &amp; Skogsstyrelsen, 2019).</w:t>
+      </w:r>
+    </w:p>
+    <w:p>
+      <w:r>
+        <w:rPr>
+          <w:b/>
+        </w:rPr>
+        <w:t>Stuplav</w:t>
+      </w:r>
+      <w:r>
+        <w:t xml:space="preserve"> är en mycket bra signalart i hela sitt utbredningsområde och förekommer nästan enbart i skogsmiljöer med höga naturvärden. Den indikerar långvarig förekomst av gamla lövträd och miljöer med konstant hög luftfuktighet. I skogar med suboceaniskt klimat finns det en mycket sällsynt parasit, njurlavsknapp </w:t>
+      </w:r>
+      <w:r>
+        <w:rPr>
+          <w:i/>
+        </w:rPr>
+        <w:t>Pletocarpon nephromeum</w:t>
+      </w:r>
+      <w:r>
+        <w:t xml:space="preserve"> (EN), som växer på stuplav. Ytterligare tre sällsynta lavparasiter, </w:t>
+      </w:r>
+      <w:r>
+        <w:rPr>
+          <w:i/>
+        </w:rPr>
+        <w:t>Protounguicularia nephromatis</w:t>
+      </w:r>
+      <w:r>
+        <w:t xml:space="preserve"> (VU), </w:t>
+      </w:r>
+      <w:r>
+        <w:rPr>
+          <w:i/>
+        </w:rPr>
+        <w:t>Refractohilum galligenum</w:t>
+      </w:r>
+      <w:r>
+        <w:t xml:space="preserve"> (NT) och </w:t>
+      </w:r>
+      <w:r>
+        <w:rPr>
+          <w:i/>
+        </w:rPr>
+        <w:t>Roselliniella nephromatis</w:t>
+      </w:r>
+      <w:r>
+        <w:t xml:space="preserve"> (DD), kan också påträffas på stuplav. Stuplav är typisk art för </w:t>
+      </w:r>
+      <w:r>
+        <w:rPr>
+          <w:i/>
+        </w:rPr>
+        <w:t>9010 Taiga</w:t>
+      </w:r>
+      <w:r>
+        <w:t xml:space="preserve"> (SLU Artdatabanken, 2026; Nitare &amp; Skogsstyrelsen, 2019).</w:t>
+      </w:r>
+    </w:p>
+    <w:p>
+      <w:r>
+        <w:rPr>
+          <w:b/>
+        </w:rPr>
+        <w:t xml:space="preserve">Vedticka </w:t>
+      </w:r>
+      <w:r>
+        <w:t xml:space="preserve">är en bra signalart söder om den naturliga norrlandsgränsen. Den är huvudsakligen knuten till äldre barrskogar där det föreligger långvarig kontinuitet av död barrved. Vedticka är typisk art för </w:t>
       </w:r>
       <w:r>
         <w:rPr>
@@ -387,391 +728,7 @@
         <w:t xml:space="preserve">9010 Taiga </w:t>
       </w:r>
       <w:r>
-        <w:t>(SLU Artdatabanken, 2025; Nitare &amp; Skogsstyrelsen, 2019).</w:t>
-      </w:r>
-    </w:p>
-    <w:p>
-      <w:r>
-        <w:rPr>
-          <w:b/>
-        </w:rPr>
-        <w:t>Fläckporing (VU)</w:t>
-      </w:r>
-      <w:r>
-        <w:t xml:space="preserve"> är en mycket bra signalart som visar på tallnaturskogar med höga naturvärden. Den är placerad högst upp i Skogsstyrelsens värdepyramid för bedömning av skog med höga naturvärden och indikerar områden som är mer eller mindre opåverkade av skogsbruk och där det funnits en kontinuitet av tallågor i olika nedbrytningsstadier. För att på lång sikt bibehålla livskraftiga populationer i ett område behövs troligen större skyddade områden som tillåter att man upprätthåller en naturlig branddynamik. Fläckporing är typisk art för </w:t>
-      </w:r>
-      <w:r>
-        <w:rPr>
-          <w:i/>
-        </w:rPr>
-        <w:t>9010 Taiga</w:t>
-      </w:r>
-      <w:r>
-        <w:t xml:space="preserve"> (SLU Artdatabanken, 2024; Nitare &amp; Skogsstyrelsen, 2019).</w:t>
-      </w:r>
-    </w:p>
-    <w:p>
-      <w:r>
-        <w:rPr>
-          <w:b/>
-        </w:rPr>
-        <w:t>Garnlav (VU)</w:t>
-      </w:r>
-      <w:r>
-        <w:t xml:space="preserve"> är en utpräglad barrskogsart som ibland kan drapera träden i norrländska grannaturskogar med hög luftfuktighet. Den förekommer även i talldominerade bestånd där den, förutom i trädens grenverk, påträffas hängande över ojämnheter i tallbarken. Arten har minskat starkt i södra och mellersta Sverige och den minskar även i sitt nordliga utbredningsområde. Minskningstakten uppgår till 30 (20–50) % inom 50 år och överstiger gränsvärdet för Sårbar (VU). Orsaken till tillbakagången beror främst på slutavverkningar av naturskogsartade skogar. Bestånd med riklig förekomst bör regelmässigt sparas, vilket även gynnar flera andra sällsynta och rödlistade arter. Garnlav är värdväxt för den mycket sällsynta och akut hotade fjärilen barrskogslavfly (CR) som hör hemma i boreala barrskogar med riklig förekomst av värdväxten. Tidigare kunde arten konstateras årligen på flera platser vid Dala-Floda i Dalarna innan lokalerna kalavverkades. Senaste fyndet i landet av barrskogslavfly är från år 2000 då den påträffades vid Högberget i Sollefteå kommun. Garnlav är typisk art för </w:t>
-      </w:r>
-      <w:r>
-        <w:rPr>
-          <w:i/>
-        </w:rPr>
-        <w:t xml:space="preserve">9010 Taiga </w:t>
-      </w:r>
-      <w:r>
-        <w:t>och</w:t>
-      </w:r>
-      <w:r>
-        <w:rPr>
-          <w:i/>
-        </w:rPr>
-        <w:t xml:space="preserve"> 9070 Trädklädd betesmark</w:t>
-      </w:r>
-      <w:r>
-        <w:t xml:space="preserve"> (SLU Artdatabanken, 2026).</w:t>
-      </w:r>
-    </w:p>
-    <w:p>
-      <w:r>
-        <w:rPr>
-          <w:b/>
-        </w:rPr>
-        <w:t>Korallblylav</w:t>
-      </w:r>
-      <w:r>
-        <w:t xml:space="preserve"> växer på bark av asp, ask, rönn, sälg, bok och lönn och signalerar överallt skogsbestånd med höga naturvärden och den följs nästan alltid av andra ovanliga och rödlistade arter. Den indikerar hög och jämn luftfuktighet och växer främst i områden med lång skoglig kontinuitet där det funnits ett ständigt inslag av gamla lövträd. Korallblylav är typisk art för </w:t>
-      </w:r>
-      <w:r>
-        <w:rPr>
-          <w:i/>
-        </w:rPr>
-        <w:t xml:space="preserve">9020 Nordlig ädellövskog, 9070 Trädklädd betesmark, 9160 Näringsrik ekskog, 9180 Ädellövskog i branter </w:t>
-      </w:r>
-      <w:r>
-        <w:t>och</w:t>
-      </w:r>
-      <w:r>
-        <w:rPr>
-          <w:i/>
-        </w:rPr>
-        <w:t xml:space="preserve"> 9190 Näringsfattig ekskog</w:t>
-      </w:r>
-      <w:r>
-        <w:t xml:space="preserve"> (SLU Artdatabanken, 2024; Nitare &amp; Skogsstyrelsen, 2019).</w:t>
-      </w:r>
-    </w:p>
-    <w:p>
-      <w:r>
-        <w:rPr>
-          <w:b/>
-        </w:rPr>
-        <w:t>Lunglav (NT)</w:t>
-      </w:r>
-      <w:r>
-        <w:t xml:space="preserve"> är en av vårt lands främsta signalarter som överallt indikerar gamla lövträd, skogsbestånd med höga naturvärden och ekosystem med långskoglig kontinuitet. Lokalt kan förekomsten vara mycket riklig men den hittas nästan enbart i gamla och ej slutavverkade skogar. Artens samtliga förekomster bör uppmärksammas från naturvårdssynpunkt, då många lokaler även hyser andra ovanliga och rödlistade arter. Rikliga förekomster bör skyddas med biotopskydd, frivilliga avsättningar eller reservat. På lunglav kan de sällsynta lavparasiterna lunglavshårprick (CR), </w:t>
-      </w:r>
-      <w:r>
-        <w:rPr>
-          <w:i/>
-        </w:rPr>
-        <w:t>Abrothallus diederichii</w:t>
-      </w:r>
-      <w:r>
-        <w:t xml:space="preserve"> (VU), </w:t>
-      </w:r>
-      <w:r>
-        <w:rPr>
-          <w:i/>
-        </w:rPr>
-        <w:t>Abrothallus lobariae</w:t>
-      </w:r>
-      <w:r>
-        <w:t xml:space="preserve"> (VU), </w:t>
-      </w:r>
-      <w:r>
-        <w:rPr>
-          <w:i/>
-        </w:rPr>
-        <w:t>Calycina lobariae</w:t>
-      </w:r>
-      <w:r>
-        <w:t xml:space="preserve"> (VU), lunglavsknapp (VU) och skrovelmössing (VU) påträffas. Lunglav är typisk art för </w:t>
-      </w:r>
-      <w:r>
-        <w:rPr>
-          <w:i/>
-        </w:rPr>
-        <w:t>9010 Taiga, 9020 Nordlig ädellövskog, 9110 Näringsfattig bokskog, 9130 Näringsrik bokskog, 9160 Näringsrik ekskog, 9180 Ädellövskog i branter, 9190 Näringsfattig ekskog, 9070 Trädklädd betesmark, 9040 Fjällbjörkskog</w:t>
-      </w:r>
-      <w:r>
-        <w:t xml:space="preserve"> och</w:t>
-      </w:r>
-      <w:r>
-        <w:rPr>
-          <w:i/>
-        </w:rPr>
-        <w:t xml:space="preserve"> 6530 Lövängar</w:t>
-      </w:r>
-      <w:r>
-        <w:t xml:space="preserve"> (SLU Artdatabanken, 2026; Nitare &amp; Skogsstyrelsen, 2019).</w:t>
-      </w:r>
-    </w:p>
-    <w:p>
-      <w:r>
-        <w:rPr>
-          <w:b/>
-        </w:rPr>
-        <w:t>Rosenticka (NT)</w:t>
-      </w:r>
-      <w:r>
-        <w:t xml:space="preserve">, rödlistad som nära hotad, ingår i en karaktäristisk association av vedsvampar som växer på gamla, grova granlågor i urskogsartade barrskogar. Den är placerad i toppen av Skogsstyrelsens värdepyramid för bedömning av skog med höga naturvärden och indikerar ett granskogsekosystem med långvarig kontinuitet av grova lågor. Artens beroende av grova granlågor innebär att alla skogsskötselåtgärder på eller i omedelbar närhet av lokalerna utgör ett hot på lång sikt. Det är angeläget att populationerna inte ytterligare glesas ut och ett tillräckligt antal områden där arten nu finns måste sparas för framtiden. Rosenticka är typisk art för </w:t>
-      </w:r>
-      <w:r>
-        <w:rPr>
-          <w:i/>
-        </w:rPr>
-        <w:t xml:space="preserve">9010 Taiga </w:t>
-      </w:r>
-      <w:r>
-        <w:t xml:space="preserve">och </w:t>
-      </w:r>
-      <w:r>
-        <w:rPr>
-          <w:i/>
-        </w:rPr>
-        <w:t>9050 Näringsrik granskog</w:t>
-      </w:r>
-      <w:r>
-        <w:t xml:space="preserve"> (Nitare &amp; Skogsstyrelsen, 2019; SLU Artdatabanken, 2024).</w:t>
-      </w:r>
-    </w:p>
-    <w:p>
-      <w:r>
-        <w:rPr>
-          <w:b/>
-        </w:rPr>
-        <w:t>Stuplav</w:t>
-      </w:r>
-      <w:r>
-        <w:t xml:space="preserve"> är en mycket bra signalart i hela sitt utbredningsområde och förekommer nästan enbart i skogsmiljöer med höga naturvärden. Den indikerar långvarig förekomst av gamla lövträd och miljöer med konstant hög luftfuktighet. I skogar med suboceaniskt klimat finns det en mycket sällsynt parasit, njurlavsknapp </w:t>
-      </w:r>
-      <w:r>
-        <w:rPr>
-          <w:i/>
-        </w:rPr>
-        <w:t>Pletocarpon nephromeum</w:t>
-      </w:r>
-      <w:r>
-        <w:t xml:space="preserve"> (EN), som växer på stuplav. Ytterligare tre sällsynta lavparasiter, </w:t>
-      </w:r>
-      <w:r>
-        <w:rPr>
-          <w:i/>
-        </w:rPr>
-        <w:t>Protounguicularia nephromatis</w:t>
-      </w:r>
-      <w:r>
-        <w:t xml:space="preserve"> (VU), </w:t>
-      </w:r>
-      <w:r>
-        <w:rPr>
-          <w:i/>
-        </w:rPr>
-        <w:t>Refractohilum galligenum</w:t>
-      </w:r>
-      <w:r>
-        <w:t xml:space="preserve"> (NT) och </w:t>
-      </w:r>
-      <w:r>
-        <w:rPr>
-          <w:i/>
-        </w:rPr>
-        <w:t>Roselliniella nephromatis</w:t>
-      </w:r>
-      <w:r>
-        <w:t xml:space="preserve"> (DD), kan också påträffas på stuplav. Stuplav är typisk art för </w:t>
-      </w:r>
-      <w:r>
-        <w:rPr>
-          <w:i/>
-        </w:rPr>
-        <w:t>9010 Taiga</w:t>
-      </w:r>
-      <w:r>
-        <w:t xml:space="preserve"> (SLU Artdatabanken, 2026; Nitare &amp; Skogsstyrelsen, 2019).</w:t>
-      </w:r>
-    </w:p>
-    <w:p>
-      <w:r>
-        <w:rPr>
-          <w:b/>
-        </w:rPr>
-        <w:t xml:space="preserve">Tallticka (NT) </w:t>
-      </w:r>
-      <w:r>
-        <w:t xml:space="preserve">uppträder först på tallar som är 100–150 år gamla men är vanligast på träd som är runt 150–200 år eller äldre. I skogslandskapet är den främst knuten till tallnaturskogar och restbiotoper med biologiskt gamla träd och signalerar vanligtvis skyddsvärda tallbestånd med höga naturvärden. Tallticka är typisk art för </w:t>
-      </w:r>
-      <w:r>
-        <w:rPr>
-          <w:i/>
-        </w:rPr>
-        <w:t xml:space="preserve">9010 Taiga </w:t>
-      </w:r>
-      <w:r>
-        <w:t xml:space="preserve">och </w:t>
-      </w:r>
-      <w:r>
-        <w:rPr>
-          <w:i/>
-        </w:rPr>
-        <w:t>9060 Åsbarrskog</w:t>
-      </w:r>
-      <w:r>
-        <w:t xml:space="preserve"> (SLU Artdatabanken, 2023; Nitare &amp; Skogsstyrelsen, 2019).</w:t>
-      </w:r>
-    </w:p>
-    <w:p>
-      <w:r>
-        <w:rPr>
-          <w:b/>
-        </w:rPr>
-        <w:t>Ullticka (NT)</w:t>
-      </w:r>
-      <w:r>
-        <w:t xml:space="preserve"> är knuten till restbestånd av barrnaturskog och förekommer med ett tydligt optimum i orörda eller måttligt påverkade gamla granskogar där det föreligger viss kontinuitet av grov död ved. Ullticka är en bra signalart inom hela sitt utbredningsområde och i södra Sverige är den sällsynt och en god signalart för skyddsvärda granskogsmiljöer. Den hotas av avverkning och fragmentering av naturskog och äldre granskog med lång trädkontinuitet. På ullticka kan ibland ulltickeporing (VU) påträffas - det är en sällsynt ticka som nyligen delats upp i de tre olika arterna ulltickeporing </w:t>
-      </w:r>
-      <w:r>
-        <w:rPr>
-          <w:i/>
-        </w:rPr>
-        <w:t xml:space="preserve">Skeletocutis brevispora </w:t>
-      </w:r>
-      <w:r>
-        <w:t>(VU)</w:t>
-      </w:r>
-      <w:r>
-        <w:rPr>
-          <w:i/>
-        </w:rPr>
-        <w:t>, Skeletocutis delicata</w:t>
-      </w:r>
-      <w:r>
-        <w:t xml:space="preserve"> (VU)</w:t>
-      </w:r>
-      <w:r>
-        <w:rPr>
-          <w:i/>
-        </w:rPr>
-        <w:t xml:space="preserve"> och Skeletocutis exilis</w:t>
-      </w:r>
-      <w:r>
-        <w:t xml:space="preserve"> (NT). Ullticka är typisk art för </w:t>
-      </w:r>
-      <w:r>
-        <w:rPr>
-          <w:i/>
-        </w:rPr>
-        <w:t xml:space="preserve">9010 Taiga, 9050 Näringsrik granskog </w:t>
-      </w:r>
-      <w:r>
-        <w:t xml:space="preserve">och </w:t>
-      </w:r>
-      <w:r>
-        <w:rPr>
-          <w:i/>
-        </w:rPr>
-        <w:t>9030 Landhöjningsskog</w:t>
-      </w:r>
-      <w:r>
-        <w:t xml:space="preserve"> (SLU Artdatabanken, 2026; Nitare &amp; Skogsstyrelsen, 2019; Miettinen &amp; Niemelä, 2018).</w:t>
-      </w:r>
-    </w:p>
-    <w:p>
-      <w:r>
-        <w:rPr>
-          <w:b/>
-        </w:rPr>
-        <w:t>Vedflamlav (NT)</w:t>
-      </w:r>
-      <w:r>
-        <w:t xml:space="preserve"> växer på gammal hård och torr, exponerad kärnved av tall, främst på högstubbar i ljusöppna lägen, t.ex. vid och på myrar, sjökanter, i glesa hällmarkskogar och i brandpräglade tallnaturskogar. Substratet nyskapas i begränsad omfattning och arten är en utmärkt indikator på höga naturvärden i denna skogstyp. Tall- och barrblandskogar med naturskogskaraktär och spår av bränder har ofta höga biologiska värden och bör skyddas. På vedflamlavens bål kan den sällsynta spiklaven/parasiten </w:t>
-      </w:r>
-      <w:r>
-        <w:rPr>
-          <w:i/>
-        </w:rPr>
-        <w:t>Calicium ramboldiicola</w:t>
-      </w:r>
-      <w:r>
-        <w:t xml:space="preserve"> (VU) påträffas (SLU Artdatabanken, 2026).</w:t>
-      </w:r>
-    </w:p>
-    <w:p>
-      <w:r>
-        <w:rPr>
-          <w:b/>
-        </w:rPr>
-        <w:t>Vedskivlav (NT)</w:t>
-      </w:r>
-      <w:r>
-        <w:t xml:space="preserve"> växer på gammal, torr, exponerad, hård kärnved av framförallt tall i naturskogsartade bestånd. Avverkning av tallskog av naturskogskaraktär med spår av återkommande bränder är ett hot. Mängden lämplig ved att växa på för vedskivlav minskar, dels på grund av naturlig nedbrytning men framförallt på grund av att de förstörs i samband med slutavverkningar, gallringar och markberedning. Tall- och blandbarrskogar av naturskogskaraktär med spår av återkommande bränder bör skyddas. Vedskivlav är typisk art för </w:t>
-      </w:r>
-      <w:r>
-        <w:rPr>
-          <w:i/>
-        </w:rPr>
-        <w:t>9010 Taiga</w:t>
-      </w:r>
-      <w:r>
-        <w:t xml:space="preserve"> (SLU Artdatabanken, 2024).</w:t>
-      </w:r>
-    </w:p>
-    <w:p>
-      <w:r>
-        <w:rPr>
-          <w:b/>
-        </w:rPr>
-        <w:t xml:space="preserve">Vedticka </w:t>
-      </w:r>
-      <w:r>
-        <w:t xml:space="preserve">är en bra signalart söder om den naturliga norrlandsgränsen. Den är huvudsakligen knuten till äldre barrskogar där det föreligger långvarig kontinuitet av död barrved. Vedticka är typisk art för </w:t>
-      </w:r>
-      <w:r>
-        <w:rPr>
-          <w:i/>
-        </w:rPr>
-        <w:t xml:space="preserve">9010 Taiga </w:t>
-      </w:r>
-      <w:r>
         <w:t>(Nitare &amp; Skogsstyrelsen, 2019; SLU Artdatabanken, 2025).</w:t>
-      </w:r>
-    </w:p>
-    <w:p>
-      <w:r>
-        <w:rPr>
-          <w:b/>
-        </w:rPr>
-        <w:t>Violettgrå tagellav (NT)</w:t>
-      </w:r>
-      <w:r>
-        <w:t xml:space="preserve"> växer nästan uteslutande i gamla olikåldriga barrnaturskogar med lång skoglig kontinuitet och är en utmärkt signal på skog med höga naturvärden. Slutavverkning av tidigare aldrig slutavverkad skog (kontinuitetsskog) är det största hotet. Biotopen nyskapas i begränsad omfattning och barrskog äldre än 160 år, där den violettgrå tagellaven huvudsakligen påträffas har minskat med 50% de senaste 50 åren. Lågproduktiv skogsmark där laven förekommer bör undantas från skogsbruk och rika förekomster i äldre granskog bör skyddas. Arten är känslig för uttorkning och det är väsentligt att tillräckligt stora bestånd avsätts. Violettgrå tagellav är typisk art för </w:t>
-      </w:r>
-      <w:r>
-        <w:rPr>
-          <w:i/>
-        </w:rPr>
-        <w:t>9010 Taiga</w:t>
-      </w:r>
-      <w:r>
-        <w:t xml:space="preserve"> (SLU Artdatabanken, 2024; Nitare &amp; Skogsstyrelsen, 2019).</w:t>
       </w:r>
     </w:p>
     <w:p>
@@ -1521,7 +1478,7 @@
     <w:r>
       <w:tab/>
       <w:tab/>
-      <w:t>2026-06-20</w:t>
+      <w:t>2026-06-21</w:t>
       <w:br/>
       <w:br/>
     </w:r>

--- a/klagomål/A 61826-2025 FSC-klagomål.docx
+++ b/klagomål/A 61826-2025 FSC-klagomål.docx
@@ -1478,7 +1478,7 @@
     <w:r>
       <w:tab/>
       <w:tab/>
-      <w:t>2026-06-21</w:t>
+      <w:t>2026-06-22</w:t>
       <w:br/>
       <w:br/>
     </w:r>

--- a/klagomål/A 61826-2025 FSC-klagomål.docx
+++ b/klagomål/A 61826-2025 FSC-klagomål.docx
@@ -1478,7 +1478,7 @@
     <w:r>
       <w:tab/>
       <w:tab/>
-      <w:t>2026-06-22</w:t>
+      <w:t>2026-06-23</w:t>
       <w:br/>
       <w:br/>
     </w:r>

--- a/klagomål/A 61826-2025 FSC-klagomål.docx
+++ b/klagomål/A 61826-2025 FSC-klagomål.docx
@@ -1478,7 +1478,7 @@
     <w:r>
       <w:tab/>
       <w:tab/>
-      <w:t>2026-06-23</w:t>
+      <w:t>2026-06-24</w:t>
       <w:br/>
       <w:br/>
     </w:r>

--- a/klagomål/A 61826-2025 FSC-klagomål.docx
+++ b/klagomål/A 61826-2025 FSC-klagomål.docx
@@ -1478,7 +1478,7 @@
     <w:r>
       <w:tab/>
       <w:tab/>
-      <w:t>2026-06-24</w:t>
+      <w:t>2026-06-25</w:t>
       <w:br/>
       <w:br/>
     </w:r>

--- a/klagomål/A 61826-2025 FSC-klagomål.docx
+++ b/klagomål/A 61826-2025 FSC-klagomål.docx
@@ -1478,7 +1478,7 @@
     <w:r>
       <w:tab/>
       <w:tab/>
-      <w:t>2026-06-25</w:t>
+      <w:t>2026-06-26</w:t>
       <w:br/>
       <w:br/>
     </w:r>

--- a/klagomål/A 61826-2025 FSC-klagomål.docx
+++ b/klagomål/A 61826-2025 FSC-klagomål.docx
@@ -1478,7 +1478,7 @@
     <w:r>
       <w:tab/>
       <w:tab/>
-      <w:t>2026-06-26</w:t>
+      <w:t>2026-06-27</w:t>
       <w:br/>
       <w:br/>
     </w:r>

--- a/klagomål/A 61826-2025 FSC-klagomål.docx
+++ b/klagomål/A 61826-2025 FSC-klagomål.docx
@@ -1478,7 +1478,7 @@
     <w:r>
       <w:tab/>
       <w:tab/>
-      <w:t>2026-06-27</w:t>
+      <w:t>2026-06-28</w:t>
       <w:br/>
       <w:br/>
     </w:r>

--- a/klagomål/A 61826-2025 FSC-klagomål.docx
+++ b/klagomål/A 61826-2025 FSC-klagomål.docx
@@ -1478,7 +1478,7 @@
     <w:r>
       <w:tab/>
       <w:tab/>
-      <w:t>2026-06-28</w:t>
+      <w:t>2026-06-29</w:t>
       <w:br/>
       <w:br/>
     </w:r>

--- a/klagomål/A 61826-2025 FSC-klagomål.docx
+++ b/klagomål/A 61826-2025 FSC-klagomål.docx
@@ -1478,7 +1478,7 @@
     <w:r>
       <w:tab/>
       <w:tab/>
-      <w:t>2026-06-29</w:t>
+      <w:t>2026-06-30</w:t>
       <w:br/>
       <w:br/>
     </w:r>

--- a/klagomål/A 61826-2025 FSC-klagomål.docx
+++ b/klagomål/A 61826-2025 FSC-klagomål.docx
@@ -1478,7 +1478,7 @@
     <w:r>
       <w:tab/>
       <w:tab/>
-      <w:t>2026-06-30</w:t>
+      <w:t>2026-07-01</w:t>
       <w:br/>
       <w:br/>
     </w:r>

--- a/klagomål/A 61826-2025 FSC-klagomål.docx
+++ b/klagomål/A 61826-2025 FSC-klagomål.docx
@@ -1478,7 +1478,7 @@
     <w:r>
       <w:tab/>
       <w:tab/>
-      <w:t>2026-07-01</w:t>
+      <w:t>2026-07-02</w:t>
       <w:br/>
       <w:br/>
     </w:r>

--- a/klagomål/A 61826-2025 FSC-klagomål.docx
+++ b/klagomål/A 61826-2025 FSC-klagomål.docx
@@ -1478,7 +1478,7 @@
     <w:r>
       <w:tab/>
       <w:tab/>
-      <w:t>2026-07-13</w:t>
+      <w:t>2026-07-14</w:t>
       <w:br/>
       <w:br/>
     </w:r>

--- a/klagomål/A 61826-2025 FSC-klagomål.docx
+++ b/klagomål/A 61826-2025 FSC-klagomål.docx
@@ -1478,7 +1478,7 @@
     <w:r>
       <w:tab/>
       <w:tab/>
-      <w:t>2026-07-14</w:t>
+      <w:t>2026-07-15</w:t>
       <w:br/>
       <w:br/>
     </w:r>

--- a/klagomål/A 61826-2025 FSC-klagomål.docx
+++ b/klagomål/A 61826-2025 FSC-klagomål.docx
@@ -1478,7 +1478,7 @@
     <w:r>
       <w:tab/>
       <w:tab/>
-      <w:t>2026-07-15</w:t>
+      <w:t>2026-07-16</w:t>
       <w:br/>
       <w:br/>
     </w:r>

--- a/klagomål/A 61826-2025 FSC-klagomål.docx
+++ b/klagomål/A 61826-2025 FSC-klagomål.docx
@@ -1478,7 +1478,7 @@
     <w:r>
       <w:tab/>
       <w:tab/>
-      <w:t>2026-07-16</w:t>
+      <w:t>2026-07-17</w:t>
       <w:br/>
       <w:br/>
     </w:r>

--- a/klagomål/A 61826-2025 FSC-klagomål.docx
+++ b/klagomål/A 61826-2025 FSC-klagomål.docx
@@ -1478,7 +1478,7 @@
     <w:r>
       <w:tab/>
       <w:tab/>
-      <w:t>2026-07-17</w:t>
+      <w:t>2026-07-18</w:t>
       <w:br/>
       <w:br/>
     </w:r>

--- a/klagomål/A 61826-2025 FSC-klagomål.docx
+++ b/klagomål/A 61826-2025 FSC-klagomål.docx
@@ -1478,7 +1478,7 @@
     <w:r>
       <w:tab/>
       <w:tab/>
-      <w:t>2026-07-18</w:t>
+      <w:t>2026-07-19</w:t>
       <w:br/>
       <w:br/>
     </w:r>

--- a/klagomål/A 61826-2025 FSC-klagomål.docx
+++ b/klagomål/A 61826-2025 FSC-klagomål.docx
@@ -1478,7 +1478,7 @@
     <w:r>
       <w:tab/>
       <w:tab/>
-      <w:t>2026-07-19</w:t>
+      <w:t>2026-07-20</w:t>
       <w:br/>
       <w:br/>
     </w:r>

--- a/klagomål/A 61826-2025 FSC-klagomål.docx
+++ b/klagomål/A 61826-2025 FSC-klagomål.docx
@@ -1478,7 +1478,7 @@
     <w:r>
       <w:tab/>
       <w:tab/>
-      <w:t>2026-07-20</w:t>
+      <w:t>2026-07-21</w:t>
       <w:br/>
       <w:br/>
     </w:r>

--- a/klagomål/A 61826-2025 FSC-klagomål.docx
+++ b/klagomål/A 61826-2025 FSC-klagomål.docx
@@ -1478,7 +1478,7 @@
     <w:r>
       <w:tab/>
       <w:tab/>
-      <w:t>2026-07-21</w:t>
+      <w:t>2026-07-22</w:t>
       <w:br/>
       <w:br/>
     </w:r>

--- a/klagomål/A 61826-2025 FSC-klagomål.docx
+++ b/klagomål/A 61826-2025 FSC-klagomål.docx
@@ -1478,7 +1478,7 @@
     <w:r>
       <w:tab/>
       <w:tab/>
-      <w:t>2026-07-22</w:t>
+      <w:t>2026-07-23</w:t>
       <w:br/>
       <w:br/>
     </w:r>

--- a/klagomål/A 61826-2025 FSC-klagomål.docx
+++ b/klagomål/A 61826-2025 FSC-klagomål.docx
@@ -1478,7 +1478,7 @@
     <w:r>
       <w:tab/>
       <w:tab/>
-      <w:t>2026-07-23</w:t>
+      <w:t>2026-07-24</w:t>
       <w:br/>
       <w:br/>
     </w:r>

--- a/klagomål/A 61826-2025 FSC-klagomål.docx
+++ b/klagomål/A 61826-2025 FSC-klagomål.docx
@@ -1478,7 +1478,7 @@
     <w:r>
       <w:tab/>
       <w:tab/>
-      <w:t>2026-07-24</w:t>
+      <w:t>2026-07-25</w:t>
       <w:br/>
       <w:br/>
     </w:r>

--- a/klagomål/A 61826-2025 FSC-klagomål.docx
+++ b/klagomål/A 61826-2025 FSC-klagomål.docx
@@ -1478,7 +1478,7 @@
     <w:r>
       <w:tab/>
       <w:tab/>
-      <w:t>2026-07-25</w:t>
+      <w:t>2026-07-26</w:t>
       <w:br/>
       <w:br/>
     </w:r>

--- a/klagomål/A 61826-2025 FSC-klagomål.docx
+++ b/klagomål/A 61826-2025 FSC-klagomål.docx
@@ -1478,7 +1478,7 @@
     <w:r>
       <w:tab/>
       <w:tab/>
-      <w:t>2026-07-26</w:t>
+      <w:t>2026-07-27</w:t>
       <w:br/>
       <w:br/>
     </w:r>

--- a/klagomål/A 61826-2025 FSC-klagomål.docx
+++ b/klagomål/A 61826-2025 FSC-klagomål.docx
@@ -1478,7 +1478,7 @@
     <w:r>
       <w:tab/>
       <w:tab/>
-      <w:t>2026-07-27</w:t>
+      <w:t>2026-07-28</w:t>
       <w:br/>
       <w:br/>
     </w:r>

--- a/klagomål/A 61826-2025 FSC-klagomål.docx
+++ b/klagomål/A 61826-2025 FSC-klagomål.docx
@@ -1478,7 +1478,7 @@
     <w:r>
       <w:tab/>
       <w:tab/>
-      <w:t>2026-07-28</w:t>
+      <w:t>2026-07-29</w:t>
       <w:br/>
       <w:br/>
     </w:r>

--- a/klagomål/A 61826-2025 FSC-klagomål.docx
+++ b/klagomål/A 61826-2025 FSC-klagomål.docx
@@ -1478,7 +1478,7 @@
     <w:r>
       <w:tab/>
       <w:tab/>
-      <w:t>2026-07-29</w:t>
+      <w:t>2026-07-30</w:t>
       <w:br/>
       <w:br/>
     </w:r>

--- a/klagomål/A 61826-2025 FSC-klagomål.docx
+++ b/klagomål/A 61826-2025 FSC-klagomål.docx
@@ -1478,7 +1478,7 @@
     <w:r>
       <w:tab/>
       <w:tab/>
-      <w:t>2026-07-30</w:t>
+      <w:t>2026-07-31</w:t>
       <w:br/>
       <w:br/>
     </w:r>

--- a/klagomål/A 61826-2025 FSC-klagomål.docx
+++ b/klagomål/A 61826-2025 FSC-klagomål.docx
@@ -1478,7 +1478,7 @@
     <w:r>
       <w:tab/>
       <w:tab/>
-      <w:t>2026-07-31</w:t>
+      <w:t>2026-08-01</w:t>
       <w:br/>
       <w:br/>
     </w:r>

--- a/klagomål/A 61826-2025 FSC-klagomål.docx
+++ b/klagomål/A 61826-2025 FSC-klagomål.docx
@@ -1478,7 +1478,7 @@
     <w:r>
       <w:tab/>
       <w:tab/>
-      <w:t>2026-08-01</w:t>
+      <w:t>2026-08-02</w:t>
       <w:br/>
       <w:br/>
     </w:r>

--- a/klagomål/A 61826-2025 FSC-klagomål.docx
+++ b/klagomål/A 61826-2025 FSC-klagomål.docx
@@ -1478,7 +1478,7 @@
     <w:r>
       <w:tab/>
       <w:tab/>
-      <w:t>2026-08-02</w:t>
+      <w:t>2026-08-03</w:t>
       <w:br/>
       <w:br/>
     </w:r>

--- a/klagomål/A 61826-2025 FSC-klagomål.docx
+++ b/klagomål/A 61826-2025 FSC-klagomål.docx
@@ -1478,7 +1478,7 @@
     <w:r>
       <w:tab/>
       <w:tab/>
-      <w:t>2026-08-03</w:t>
+      <w:t>2026-08-05</w:t>
       <w:br/>
       <w:br/>
     </w:r>

--- a/klagomål/A 61826-2025 FSC-klagomål.docx
+++ b/klagomål/A 61826-2025 FSC-klagomål.docx
@@ -1478,7 +1478,7 @@
     <w:r>
       <w:tab/>
       <w:tab/>
-      <w:t>2026-08-05</w:t>
+      <w:t>2026-08-07</w:t>
       <w:br/>
       <w:br/>
     </w:r>

--- a/klagomål/A 61826-2025 FSC-klagomål.docx
+++ b/klagomål/A 61826-2025 FSC-klagomål.docx
@@ -1478,7 +1478,7 @@
     <w:r>
       <w:tab/>
       <w:tab/>
-      <w:t>2026-08-07</w:t>
+      <w:t>2026-08-08</w:t>
       <w:br/>
       <w:br/>
     </w:r>

--- a/klagomål/A 61826-2025 FSC-klagomål.docx
+++ b/klagomål/A 61826-2025 FSC-klagomål.docx
@@ -216,7 +216,7 @@
         <w:spacing w:after="240"/>
       </w:pPr>
       <w:r>
-        <w:t>Figur 1. Fyndplatser för naturvårdsarter i och inom 2 meter från avverkningsanmälan. Markörer utan svart kant är placerade på fyndplatsen. Markörer med svart kant är placerade vid sidan av fyndplatsen har ett svart streck som visar fyndplatsens exakta position. Kartans mittpunktskoordinat är N 6895778, E 621492 i SWEREF 99 TM.</w:t>
+        <w:t>Figur 1. Fyndplatser för naturvårdsarter i och inom 2 meter från avverkningsanmälan. Markörer utan svart kant är placerade på fyndplatsen. Markörer med svart kant är placerade vid sidan av fyndplatsen och har ett svart streck som visar fyndplatsens exakta position. Kartans mittpunktskoordinat är N 6895778, E 621492 i SWEREF 99 TM.</w:t>
       </w:r>
     </w:p>
     <w:p>
@@ -1478,7 +1478,7 @@
     <w:r>
       <w:tab/>
       <w:tab/>
-      <w:t>2026-08-14</w:t>
+      <w:t>2026-08-15</w:t>
       <w:br/>
       <w:br/>
     </w:r>

--- a/klagomål/A 61826-2025 FSC-klagomål.docx
+++ b/klagomål/A 61826-2025 FSC-klagomål.docx
@@ -1478,7 +1478,7 @@
     <w:r>
       <w:tab/>
       <w:tab/>
-      <w:t>2026-08-15</w:t>
+      <w:t>2026-08-16</w:t>
       <w:br/>
       <w:br/>
     </w:r>

--- a/klagomål/A 61826-2025 FSC-klagomål.docx
+++ b/klagomål/A 61826-2025 FSC-klagomål.docx
@@ -1478,7 +1478,7 @@
     <w:r>
       <w:tab/>
       <w:tab/>
-      <w:t>2026-08-16</w:t>
+      <w:t>2026-08-17</w:t>
       <w:br/>
       <w:br/>
     </w:r>

--- a/klagomål/A 61826-2025 FSC-klagomål.docx
+++ b/klagomål/A 61826-2025 FSC-klagomål.docx
@@ -1478,7 +1478,7 @@
     <w:r>
       <w:tab/>
       <w:tab/>
-      <w:t>2026-08-17</w:t>
+      <w:t>2026-08-18</w:t>
       <w:br/>
       <w:br/>
     </w:r>

--- a/klagomål/A 61826-2025 FSC-klagomål.docx
+++ b/klagomål/A 61826-2025 FSC-klagomål.docx
@@ -1478,7 +1478,7 @@
     <w:r>
       <w:tab/>
       <w:tab/>
-      <w:t>2026-08-18</w:t>
+      <w:t>2026-08-19</w:t>
       <w:br/>
       <w:br/>
     </w:r>

--- a/klagomål/A 61826-2025 FSC-klagomål.docx
+++ b/klagomål/A 61826-2025 FSC-klagomål.docx
@@ -1478,7 +1478,7 @@
     <w:r>
       <w:tab/>
       <w:tab/>
-      <w:t>2026-08-19</w:t>
+      <w:t>2026-08-20</w:t>
       <w:br/>
       <w:br/>
     </w:r>

--- a/klagomål/A 61826-2025 FSC-klagomål.docx
+++ b/klagomål/A 61826-2025 FSC-klagomål.docx
@@ -1478,7 +1478,7 @@
     <w:r>
       <w:tab/>
       <w:tab/>
-      <w:t>2026-08-20</w:t>
+      <w:t>2026-08-21</w:t>
       <w:br/>
       <w:br/>
     </w:r>

--- a/klagomål/A 61826-2025 FSC-klagomål.docx
+++ b/klagomål/A 61826-2025 FSC-klagomål.docx
@@ -1478,7 +1478,7 @@
     <w:r>
       <w:tab/>
       <w:tab/>
-      <w:t>2026-08-21</w:t>
+      <w:t>2026-08-22</w:t>
       <w:br/>
       <w:br/>
     </w:r>

--- a/klagomål/A 61826-2025 FSC-klagomål.docx
+++ b/klagomål/A 61826-2025 FSC-klagomål.docx
@@ -1478,7 +1478,7 @@
     <w:r>
       <w:tab/>
       <w:tab/>
-      <w:t>2026-08-22</w:t>
+      <w:t>2026-08-23</w:t>
       <w:br/>
       <w:br/>
     </w:r>

--- a/klagomål/A 61826-2025 FSC-klagomål.docx
+++ b/klagomål/A 61826-2025 FSC-klagomål.docx
@@ -1478,7 +1478,7 @@
     <w:r>
       <w:tab/>
       <w:tab/>
-      <w:t>2026-08-23</w:t>
+      <w:t>2026-08-24</w:t>
       <w:br/>
       <w:br/>
     </w:r>

--- a/klagomål/A 61826-2025 FSC-klagomål.docx
+++ b/klagomål/A 61826-2025 FSC-klagomål.docx
@@ -1478,7 +1478,7 @@
     <w:r>
       <w:tab/>
       <w:tab/>
-      <w:t>2026-08-24</w:t>
+      <w:t>2026-08-25</w:t>
       <w:br/>
       <w:br/>
     </w:r>

--- a/klagomål/A 61826-2025 FSC-klagomål.docx
+++ b/klagomål/A 61826-2025 FSC-klagomål.docx
@@ -1478,7 +1478,7 @@
     <w:r>
       <w:tab/>
       <w:tab/>
-      <w:t>2026-08-25</w:t>
+      <w:t>2026-08-26</w:t>
       <w:br/>
       <w:br/>
     </w:r>

--- a/klagomål/A 61826-2025 FSC-klagomål.docx
+++ b/klagomål/A 61826-2025 FSC-klagomål.docx
@@ -1478,7 +1478,7 @@
     <w:r>
       <w:tab/>
       <w:tab/>
-      <w:t>2026-08-26</w:t>
+      <w:t>2026-08-27</w:t>
       <w:br/>
       <w:br/>
     </w:r>

--- a/klagomål/A 61826-2025 FSC-klagomål.docx
+++ b/klagomål/A 61826-2025 FSC-klagomål.docx
@@ -1478,7 +1478,7 @@
     <w:r>
       <w:tab/>
       <w:tab/>
-      <w:t>2026-08-27</w:t>
+      <w:t>2026-08-28</w:t>
       <w:br/>
       <w:br/>
     </w:r>

--- a/klagomål/A 61826-2025 FSC-klagomål.docx
+++ b/klagomål/A 61826-2025 FSC-klagomål.docx
@@ -1478,7 +1478,7 @@
     <w:r>
       <w:tab/>
       <w:tab/>
-      <w:t>2026-08-28</w:t>
+      <w:t>2026-08-29</w:t>
       <w:br/>
       <w:br/>
     </w:r>

--- a/klagomål/A 61826-2025 FSC-klagomål.docx
+++ b/klagomål/A 61826-2025 FSC-klagomål.docx
@@ -1478,7 +1478,7 @@
     <w:r>
       <w:tab/>
       <w:tab/>
-      <w:t>2026-08-29</w:t>
+      <w:t>2026-08-31</w:t>
       <w:br/>
       <w:br/>
     </w:r>

--- a/klagomål/A 61826-2025 FSC-klagomål.docx
+++ b/klagomål/A 61826-2025 FSC-klagomål.docx
@@ -1478,7 +1478,7 @@
     <w:r>
       <w:tab/>
       <w:tab/>
-      <w:t>2026-08-31</w:t>
+      <w:t>2026-09-01</w:t>
       <w:br/>
       <w:br/>
     </w:r>

--- a/klagomål/A 61826-2025 FSC-klagomål.docx
+++ b/klagomål/A 61826-2025 FSC-klagomål.docx
@@ -1478,7 +1478,7 @@
     <w:r>
       <w:tab/>
       <w:tab/>
-      <w:t>2026-09-01</w:t>
+      <w:t>2026-09-02</w:t>
       <w:br/>
       <w:br/>
     </w:r>

--- a/klagomål/A 61826-2025 FSC-klagomål.docx
+++ b/klagomål/A 61826-2025 FSC-klagomål.docx
@@ -1478,7 +1478,7 @@
     <w:r>
       <w:tab/>
       <w:tab/>
-      <w:t>2026-09-02</w:t>
+      <w:t>2026-09-03</w:t>
       <w:br/>
       <w:br/>
     </w:r>

--- a/klagomål/A 61826-2025 FSC-klagomål.docx
+++ b/klagomål/A 61826-2025 FSC-klagomål.docx
@@ -1478,7 +1478,7 @@
     <w:r>
       <w:tab/>
       <w:tab/>
-      <w:t>2026-09-03</w:t>
+      <w:t>2026-09-04</w:t>
       <w:br/>
       <w:br/>
     </w:r>

--- a/klagomål/A 61826-2025 FSC-klagomål.docx
+++ b/klagomål/A 61826-2025 FSC-klagomål.docx
@@ -1478,7 +1478,7 @@
     <w:r>
       <w:tab/>
       <w:tab/>
-      <w:t>2026-09-04</w:t>
+      <w:t>2026-09-05</w:t>
       <w:br/>
       <w:br/>
     </w:r>

--- a/klagomål/A 61826-2025 FSC-klagomål.docx
+++ b/klagomål/A 61826-2025 FSC-klagomål.docx
@@ -1478,7 +1478,7 @@
     <w:r>
       <w:tab/>
       <w:tab/>
-      <w:t>2026-09-05</w:t>
+      <w:t>2026-09-06</w:t>
       <w:br/>
       <w:br/>
     </w:r>

--- a/klagomål/A 61826-2025 FSC-klagomål.docx
+++ b/klagomål/A 61826-2025 FSC-klagomål.docx
@@ -1478,7 +1478,7 @@
     <w:r>
       <w:tab/>
       <w:tab/>
-      <w:t>2026-09-06</w:t>
+      <w:t>2026-09-07</w:t>
       <w:br/>
       <w:br/>
     </w:r>

--- a/klagomål/A 61826-2025 FSC-klagomål.docx
+++ b/klagomål/A 61826-2025 FSC-klagomål.docx
@@ -1478,7 +1478,7 @@
     <w:r>
       <w:tab/>
       <w:tab/>
-      <w:t>2026-09-07</w:t>
+      <w:t>2026-09-08</w:t>
       <w:br/>
       <w:br/>
     </w:r>

--- a/klagomål/A 61826-2025 FSC-klagomål.docx
+++ b/klagomål/A 61826-2025 FSC-klagomål.docx
@@ -1478,7 +1478,7 @@
     <w:r>
       <w:tab/>
       <w:tab/>
-      <w:t>2026-09-08</w:t>
+      <w:t>2026-09-09</w:t>
       <w:br/>
       <w:br/>
     </w:r>

--- a/klagomål/A 61826-2025 FSC-klagomål.docx
+++ b/klagomål/A 61826-2025 FSC-klagomål.docx
@@ -1478,7 +1478,7 @@
     <w:r>
       <w:tab/>
       <w:tab/>
-      <w:t>2026-09-09</w:t>
+      <w:t>2026-09-10</w:t>
       <w:br/>
       <w:br/>
     </w:r>

--- a/klagomål/A 61826-2025 FSC-klagomål.docx
+++ b/klagomål/A 61826-2025 FSC-klagomål.docx
@@ -1478,7 +1478,7 @@
     <w:r>
       <w:tab/>
       <w:tab/>
-      <w:t>2026-09-10</w:t>
+      <w:t>2026-09-11</w:t>
       <w:br/>
       <w:br/>
     </w:r>

--- a/klagomål/A 61826-2025 FSC-klagomål.docx
+++ b/klagomål/A 61826-2025 FSC-klagomål.docx
@@ -1478,7 +1478,7 @@
     <w:r>
       <w:tab/>
       <w:tab/>
-      <w:t>2026-09-11</w:t>
+      <w:t>2026-09-12</w:t>
       <w:br/>
       <w:br/>
     </w:r>
